--- a/contenu/yunma-contenu-fr.docx
+++ b/contenu/yunma-contenu-fr.docx
@@ -269,7 +269,7 @@
           <w:sz w:val="22"/>
           <w:szCs w:val="22"/>
         </w:rPr>
-        <w:t xml:space="preserve">pro@yunma.fr</w:t>
+        <w:t xml:space="preserve">hello@yunma.fr</w:t>
       </w:r>
     </w:p>
     <w:p>
@@ -304,7 +304,7 @@
           <w:sz w:val="22"/>
           <w:szCs w:val="22"/>
         </w:rPr>
-        <w:t xml:space="preserve">presse@yunma.fr</w:t>
+        <w:t xml:space="preserve">hello@yunma.fr</w:t>
       </w:r>
     </w:p>
     <w:p>
@@ -785,7 +785,7 @@
           <w:sz w:val="22"/>
           <w:szCs w:val="22"/>
         </w:rPr>
-        <w:t xml:space="preserve">Découvrir nos cafés</w:t>
+        <w:t xml:space="preserve">Découvrir les cafés Yunma</w:t>
       </w:r>
     </w:p>
     <w:p>
@@ -938,7 +938,7 @@
           <w:sz w:val="22"/>
           <w:szCs w:val="22"/>
         </w:rPr>
-        <w:t xml:space="preserve">Au sud-ouest de la Chine, entre 1300 et 2000 mètres d’altitude, le Yunnan cultive un café encore peu connu. Chaque café que nous sélectionnons au Yunnan raconte une histoire… celle d’un terroir ou d’un producteur avec lequel nous partageons une certaine philosophie de vie.</w:t>
+        <w:t xml:space="preserve">Au sud-ouest de la Chine, entre 1300 et 1800 mètres d’altitude, le Yunnan cultive des cafés encore peu connus. Chaque café que Yunma sélectionne raconte une histoire… celle d’un terroir ou d’un producteur avec lequel nous partageons la même philosophie de vie.</w:t>
       </w:r>
     </w:p>
     <w:p>
@@ -1017,7 +1017,7 @@
           <w:sz w:val="22"/>
           <w:szCs w:val="22"/>
         </w:rPr>
-        <w:t xml:space="preserve">Nos cafés</w:t>
+        <w:t xml:space="preserve">Les cafés Yunma</w:t>
       </w:r>
     </w:p>
     <w:p>
@@ -1114,7 +1114,7 @@
           <w:sz w:val="22"/>
           <w:szCs w:val="22"/>
         </w:rPr>
-        <w:t xml:space="preserve">Trois lots de saison en sachet de 200 g, des drip bags à emporter, ou le coffret pour tout goûter. Torréfiés en petites séries, de manière régulière.</w:t>
+        <w:t xml:space="preserve">Trois terroirs du Yunnan à découvrir en grains, sachets filtres individuels, ou en coffret découverte pour tout goûter. Cafés torréfiés en petites séries, à Paris.</w:t>
       </w:r>
     </w:p>
     <w:p>
@@ -1149,7 +1149,7 @@
           <w:sz w:val="22"/>
           <w:szCs w:val="22"/>
         </w:rPr>
-        <w:t xml:space="preserve">Découvrir nos cafés</w:t>
+        <w:t xml:space="preserve">Découvrir les cafés Yunma</w:t>
       </w:r>
     </w:p>
     <w:p>
@@ -1739,7 +1739,7 @@
           <w:sz w:val="22"/>
           <w:szCs w:val="22"/>
         </w:rPr>
-        <w:t xml:space="preserve">Les cafés Yunma : cafés de spécialité du Yunnan en 200 g, drip bags en boîte de 5 ou coffret découverte. Origines tracées, torréfaction à Paris.</w:t>
+        <w:t xml:space="preserve">Les cafés Yunma : cafés de spécialité du Yunnan. Origines tracées, torréfaction à Paris.</w:t>
       </w:r>
     </w:p>
     <w:p>
@@ -1853,7 +1853,7 @@
           <w:sz w:val="22"/>
           <w:szCs w:val="22"/>
         </w:rPr>
-        <w:t xml:space="preserve">Nos cafés de spécialité sont issus de trois terroirs du Yunnan, torréfiés régulièrement pour révéler ce que les montagnes du Yunnan ont à nous offrir.</w:t>
+        <w:t xml:space="preserve">Nos cafés de spécialité sont issus de trois terroirs du Yunnan, torréfiés régulièrement à Paris pour préserver leur fraîcheur.</w:t>
       </w:r>
     </w:p>
     <w:p>
@@ -1967,7 +1967,7 @@
           <w:sz w:val="22"/>
           <w:szCs w:val="22"/>
         </w:rPr>
-        <w:t xml:space="preserve">Drip bags</w:t>
+        <w:t xml:space="preserve">Sachets filtres</w:t>
       </w:r>
     </w:p>
     <w:p>
@@ -2081,7 +2081,7 @@
           <w:sz w:val="22"/>
           <w:szCs w:val="22"/>
         </w:rPr>
-        <w:t xml:space="preserve">Dites-nous comment vous préparez votre café, nous vous orienterons vers le lot qui vous conviendra le mieux.</w:t>
+        <w:t xml:space="preserve">Dites-nous comment vous préparez votre café, nous vous conseillerons le lot qui vous conviendra le mieux.</w:t>
       </w:r>
     </w:p>
     <w:p>
@@ -2290,7 +2290,7 @@
           <w:sz w:val="22"/>
           <w:szCs w:val="22"/>
         </w:rPr>
-        <w:t xml:space="preserve">La fermentation anaérobie double demande une discipline que peu de fermes acceptent : deux cycles en cuve fermée, chacun suivi en température et en pH, sans marge d’erreur. Torch Estate s’y est mise il y a trois récoltes, en commençant par des micro-lots.</w:t>
+        <w:t xml:space="preserve">La fermentation anaérobie double demande une discipline que peu de fermes maîtrisent : deux cycles en cuve fermée, chacun suivi en température et en pH, sans marge d’erreur. Torch Estate s’y est mise il y a trois récoltes, en commençant par des micro-lots.</w:t>
       </w:r>
     </w:p>
     <w:p>
@@ -2722,7 +2722,7 @@
           <w:sz w:val="22"/>
           <w:szCs w:val="22"/>
         </w:rPr>
-        <w:t xml:space="preserve">Fondée en 2014, Torch Coffee s’est installée directement sur les terres de production, en partenariat étroit avec les producteurs locaux. Leur modèle repose sur une logique de co-création plutôt que d’assistance : ils travaillent avec les fermiers pour développer des variétés (notamment le Catimor) et expérimenter des méthodes de traitement à faible consommation d’eau.</w:t>
+        <w:t xml:space="preserve">Fondée en 2014, Torch Estate s’est installée directement sur les terres de production, en partenariat étroit avec les producteurs locaux. Leur modèle repose sur une logique de co-création plutôt que d’assistance : ils travaillent avec les fermiers pour développer des variétés (notamment le Catimor) et expérimenter des méthodes de traitement à faible consommation d’eau.</w:t>
       </w:r>
     </w:p>
     <w:p>
@@ -3400,7 +3400,7 @@
           <w:sz w:val="22"/>
           <w:szCs w:val="22"/>
         </w:rPr>
-        <w:t xml:space="preserve">Fondée en 2014, Torch Coffee s’est installée directement sur les terres de production, en partenariat étroit avec les producteurs locaux. Leur modèle repose sur une logique de co-création plutôt que d’assistance : ils travaillent avec les fermiers pour développer des variétés (notamment le Catimor) et expérimenter des méthodes de traitement à faible consommation d’eau.</w:t>
+        <w:t xml:space="preserve">Fondée en 2014, Torch Estate s’est installée directement sur les terres de production, en partenariat étroit avec les producteurs locaux. Leur modèle repose sur une logique de co-création plutôt que d’assistance : ils travaillent avec les fermiers pour développer des variétés (notamment le Catimor) et expérimenter des méthodes de traitement à faible consommation d’eau.</w:t>
       </w:r>
     </w:p>
     <w:p>
@@ -3646,7 +3646,7 @@
           <w:sz w:val="22"/>
           <w:szCs w:val="22"/>
         </w:rPr>
-        <w:t xml:space="preserve">Le Pacamara est une variété encombrante : de grands arbres, de très gros grains, peu de rendement, et une sensibilité qui décourage la plupart des exploitations. Il en existe peu au Yunnan. Ce lot est le plus cher que nous proposons, et c’est aussi le seul dont nous savons qu’il partira avant les autres.</w:t>
+        <w:t xml:space="preserve">Le Pacamara est une variété faite de grands arbres, de gros grains, peu de rendement, et une sensibilité qui décourage la plupart des exploitations. Il en existe peu au Yunnan. C’est un lot plutôt exclusif que nous proposons.</w:t>
       </w:r>
     </w:p>
     <w:p>
@@ -3856,7 +3856,7 @@
           <w:sz w:val="22"/>
           <w:szCs w:val="22"/>
         </w:rPr>
-        <w:t xml:space="preserve">Lits africains surélevés</w:t>
+        <w:t xml:space="preserve">Lits surélevés</w:t>
       </w:r>
     </w:p>
     <w:p>
@@ -3891,7 +3891,7 @@
           <w:sz w:val="22"/>
           <w:szCs w:val="22"/>
         </w:rPr>
-        <w:t xml:space="preserve">À la main, sélection 100 % mûre</w:t>
+        <w:t xml:space="preserve">À la main, toujours à maturité</w:t>
       </w:r>
     </w:p>
     <w:p>
@@ -4137,7 +4137,7 @@
         <w:spacing w:after="140" w:before="340"/>
       </w:pPr>
       <w:r>
-        <w:t xml:space="preserve">Drip Bags — Catimor — Ferme de Gaosheng, Baoshan</w:t>
+        <w:t xml:space="preserve">Gaosheng — Catimor — Café de Baoshan, Yunnan</w:t>
       </w:r>
     </w:p>
     <w:p>
@@ -4172,7 +4172,7 @@
           <w:sz w:val="22"/>
           <w:szCs w:val="22"/>
         </w:rPr>
-        <w:t xml:space="preserve">Drip Bags — Catimor</w:t>
+        <w:t xml:space="preserve">Gaosheng — Catimor</w:t>
       </w:r>
     </w:p>
     <w:p>
@@ -4207,7 +4207,7 @@
           <w:sz w:val="22"/>
           <w:szCs w:val="22"/>
         </w:rPr>
-        <w:t xml:space="preserve">Ferme de Gaosheng, Baoshan</w:t>
+        <w:t xml:space="preserve">Café de Baoshan, Yunnan</w:t>
       </w:r>
     </w:p>
     <w:p>
@@ -4242,7 +4242,7 @@
           <w:sz w:val="22"/>
           <w:szCs w:val="22"/>
         </w:rPr>
-        <w:t xml:space="preserve">Cinq filtres individuels, ronds et cacaotés.</w:t>
+        <w:t xml:space="preserve">Cinq sachets filtres individuels, tropical épicé.</w:t>
       </w:r>
     </w:p>
     <w:p>
@@ -4277,7 +4277,7 @@
           <w:sz w:val="22"/>
           <w:szCs w:val="22"/>
         </w:rPr>
-        <w:t xml:space="preserve">Cinq sachets filtres de 10 g, moulus et conditionnés sous atmosphère protectrice le jour de la torréfaction. Le Catimor de Gaosheng donne une tasse ronde et cacaotée, avec une pointe de noisette : le café que l’on sert à tout le monde sans avoir besoin de l’expliquer.</w:t>
+        <w:t xml:space="preserve">Cinq sachets filtres de 10 g, moulus et conditionnés sous atmosphère protectrice le jour de la torréfaction. Le Catimor de Gaosheng donne une tasse équilibrée, légèrement épicée : le café que l’on sert à tout le monde sans avoir besoin de l’expliquer.</w:t>
       </w:r>
     </w:p>
     <w:p>
@@ -4487,7 +4487,7 @@
           <w:sz w:val="22"/>
           <w:szCs w:val="22"/>
         </w:rPr>
-        <w:t xml:space="preserve">Cacao, noisette, sucre roux</w:t>
+        <w:t xml:space="preserve">Tropical, épicé</w:t>
       </w:r>
     </w:p>
     <w:p>
@@ -4522,7 +4522,7 @@
           <w:sz w:val="22"/>
           <w:szCs w:val="22"/>
         </w:rPr>
-        <w:t xml:space="preserve">Lits africains surélevés, 14 jours</w:t>
+        <w:t xml:space="preserve">Lits surélevés</w:t>
       </w:r>
     </w:p>
     <w:p>
@@ -4557,7 +4557,7 @@
           <w:sz w:val="22"/>
           <w:szCs w:val="22"/>
         </w:rPr>
-        <w:t xml:space="preserve">À la main, cerises mûres</w:t>
+        <w:t xml:space="preserve">À la main, cerises à maturation</w:t>
       </w:r>
     </w:p>
     <w:p>
@@ -4881,7 +4881,7 @@
         <w:spacing w:after="140" w:before="340"/>
       </w:pPr>
       <w:r>
-        <w:t xml:space="preserve">Drip Bags — Bourbon jaune — Ferme de Gaosheng, Baoshan</w:t>
+        <w:t xml:space="preserve">Gaosheng — Bourbon jaune — Café de Baoshan, Yunnan</w:t>
       </w:r>
     </w:p>
     <w:p>
@@ -4916,7 +4916,7 @@
           <w:sz w:val="22"/>
           <w:szCs w:val="22"/>
         </w:rPr>
-        <w:t xml:space="preserve">Drip Bags — Bourbon jaune</w:t>
+        <w:t xml:space="preserve">Gaosheng — Bourbon jaune</w:t>
       </w:r>
     </w:p>
     <w:p>
@@ -4951,7 +4951,7 @@
           <w:sz w:val="22"/>
           <w:szCs w:val="22"/>
         </w:rPr>
-        <w:t xml:space="preserve">Ferme de Gaosheng, Baoshan</w:t>
+        <w:t xml:space="preserve">Café de Baoshan, Yunnan</w:t>
       </w:r>
     </w:p>
     <w:p>
@@ -4986,7 +4986,7 @@
           <w:sz w:val="22"/>
           <w:szCs w:val="22"/>
         </w:rPr>
-        <w:t xml:space="preserve">Cinq filtres individuels, fins et floraux.</w:t>
+        <w:t xml:space="preserve">Cinq sachets filtres individuels, boisés cacaotés.</w:t>
       </w:r>
     </w:p>
     <w:p>
@@ -5021,7 +5021,7 @@
           <w:sz w:val="22"/>
           <w:szCs w:val="22"/>
         </w:rPr>
-        <w:t xml:space="preserve">Cinq sachets filtres de 10 g, moulus et conditionnés sous atmosphère protectrice le jour de la torréfaction. Le Bourbon jaune est plus rare et moins productif que le Catimor, sur la même ferme et à la même altitude : la tasse y gagne en finesse, sur le jasmin et le sucre roux.</w:t>
+        <w:t xml:space="preserve">Cinq sachets filtres de 10 g, moulus et conditionnés sous atmosphère protectrice le jour de la torréfaction. Le Bourbon jaune est plus rare et moins productif que le Catimor, sur la même ferme et à la même altitude : la tasse y gagne en finesse, avec ses notes de rhum boisé et légèrement cacaoté.</w:t>
       </w:r>
     </w:p>
     <w:p>
@@ -5056,7 +5056,7 @@
           <w:sz w:val="22"/>
           <w:szCs w:val="22"/>
         </w:rPr>
-        <w:t xml:space="preserve">Même terre, même altitude, même traitement, même torréfaction que notre Catimor : seule la variété change. C’est la comparaison la plus honnête que l’on puisse proposer, et la plus instructive — une fois les deux bues à la suite.</w:t>
+        <w:t xml:space="preserve">Même terre, même altitude, même traitement, même torréfaction que notre Catimor : seule la variété change. C’est la comparaison la plus simple que l’on puisse proposer, et la plus instructive en les goûtant à la suite.</w:t>
       </w:r>
     </w:p>
     <w:p>
@@ -5231,7 +5231,7 @@
           <w:sz w:val="22"/>
           <w:szCs w:val="22"/>
         </w:rPr>
-        <w:t xml:space="preserve">Jasmin, sucre roux, agrumes</w:t>
+        <w:t xml:space="preserve">Rhum, boisé cacaoté, vin rouge</w:t>
       </w:r>
     </w:p>
     <w:p>
@@ -5266,7 +5266,7 @@
           <w:sz w:val="22"/>
           <w:szCs w:val="22"/>
         </w:rPr>
-        <w:t xml:space="preserve">Lits africains surélevés, 14 jours</w:t>
+        <w:t xml:space="preserve">Lits surélevés</w:t>
       </w:r>
     </w:p>
     <w:p>
@@ -5301,7 +5301,7 @@
           <w:sz w:val="22"/>
           <w:szCs w:val="22"/>
         </w:rPr>
-        <w:t xml:space="preserve">À la main, cerises mûres</w:t>
+        <w:t xml:space="preserve">À la main, cerises à maturation complète</w:t>
       </w:r>
     </w:p>
     <w:p>
@@ -5625,7 +5625,7 @@
         <w:spacing w:after="140" w:before="340"/>
       </w:pPr>
       <w:r>
-        <w:t xml:space="preserve">Coffret Découverte — 3 × 200 g + 1 boîte de drip bags</w:t>
+        <w:t xml:space="preserve">Coffret Découverte — 3 × 200 g + 2 boîtes de sachets filtres</w:t>
       </w:r>
     </w:p>
     <w:p>
@@ -5695,7 +5695,7 @@
           <w:sz w:val="22"/>
           <w:szCs w:val="22"/>
         </w:rPr>
-        <w:t xml:space="preserve">3 × 200 g + 1 boîte de drip bags</w:t>
+        <w:t xml:space="preserve">3 × 200 g + 2 boîtes de sachets filtres</w:t>
       </w:r>
     </w:p>
     <w:p>
@@ -5730,7 +5730,7 @@
           <w:sz w:val="22"/>
           <w:szCs w:val="22"/>
         </w:rPr>
-        <w:t xml:space="preserve">Nos trois cafés du Yunnan, avec les drip bags.</w:t>
+        <w:t xml:space="preserve">Nos trois terroirs du Yunnan, .</w:t>
       </w:r>
     </w:p>
     <w:p>
@@ -5765,7 +5765,7 @@
           <w:sz w:val="22"/>
           <w:szCs w:val="22"/>
         </w:rPr>
-        <w:t xml:space="preserve">Le meilleur moyen de comprendre nos cafés du Yunnan : deux honey de Torch Estate — anaérobie double et traditionnel — le lavé de Yun Lan Estate en Pacamara, et une boîte de huit drip bags de Gaosheng pour emporter un peu de Yunnan partout avec vous.</w:t>
+        <w:t xml:space="preserve">Le meilleur moyen de comprendre nos cafés du Yunnan : deux honey de Torch Estate — anaérobie double et traditionnel — le lavé de Yun Lan Estate en Pacamara, et deux boîtes de 5 sachets filtres de la ferme de Gaosheng pour emporter un peu de Yunnan partout avec vous.</w:t>
       </w:r>
     </w:p>
     <w:p>
@@ -5800,7 +5800,7 @@
           <w:sz w:val="22"/>
           <w:szCs w:val="22"/>
         </w:rPr>
-        <w:t xml:space="preserve">Une ferme, un terroir, deux variétés. Dégustez-les côte à côte : c’est là que le travail se lit le plus clairement — ce que change une fermentation, ce que change une variété. Le coffret est accompagné d’une fiche de dégustation.</w:t>
+        <w:t xml:space="preserve">Trois fermes, trois terroirs, trois variétés. Dégustez-les ensemble : leurs différences se lisent clairement — ce que change une fermentation, ce que change une variété.</w:t>
       </w:r>
     </w:p>
     <w:p>
@@ -6010,7 +6010,7 @@
           <w:sz w:val="22"/>
           <w:szCs w:val="22"/>
         </w:rPr>
-        <w:t xml:space="preserve">Lits africains surélevés</w:t>
+        <w:t xml:space="preserve">Lits surélevés</w:t>
       </w:r>
     </w:p>
     <w:p>
@@ -6060,41 +6060,6 @@
           <w:sz w:val="19"/>
           <w:szCs w:val="19"/>
         </w:rPr>
-        <w:t xml:space="preserve">Fiche : profil (filtre ou espresso)</w:t>
-      </w:r>
-      <w:r>
-        <w:rPr>
-          <w:color w:val="B95F2C"/>
-          <w:sz w:val="19"/>
-          <w:szCs w:val="19"/>
-        </w:rPr>
-        <w:t xml:space="preserve">   [produit.coffret-decouverte.profil]</w:t>
-      </w:r>
-    </w:p>
-    <w:p>
-      <w:pPr>
-        <w:spacing w:after="0"/>
-      </w:pPr>
-      <w:r>
-        <w:rPr>
-          <w:sz w:val="22"/>
-          <w:szCs w:val="22"/>
-        </w:rPr>
-        <w:t xml:space="preserve">Filtre &amp; espresso</w:t>
-      </w:r>
-    </w:p>
-    <w:p>
-      <w:pPr>
-        <w:spacing w:after="40" w:before="200"/>
-      </w:pPr>
-      <w:r>
-        <w:rPr>
-          <w:b/>
-          <w:bCs/>
-          <w:color w:val="55524A"/>
-          <w:sz w:val="19"/>
-          <w:szCs w:val="19"/>
-        </w:rPr>
         <w:t xml:space="preserve">Conseils de préparation</w:t>
       </w:r>
       <w:r>
@@ -6255,7 +6220,7 @@
           <w:sz w:val="22"/>
           <w:szCs w:val="22"/>
         </w:rPr>
-        <w:t xml:space="preserve">Drip Bags — boîte de 8</w:t>
+        <w:t xml:space="preserve">Sachets filtres — 2 boîtes de 5</w:t>
       </w:r>
     </w:p>
     <w:p>
@@ -6526,7 +6491,7 @@
           <w:sz w:val="22"/>
           <w:szCs w:val="22"/>
         </w:rPr>
-        <w:t xml:space="preserve">Origine, histoire et savoir-faire du café du Yunnan</w:t>
+        <w:t xml:space="preserve">Origine et savoir-faire des cafés Yunma du Yunnan</w:t>
       </w:r>
     </w:p>
     <w:p>
@@ -6561,7 +6526,7 @@
           <w:sz w:val="22"/>
           <w:szCs w:val="22"/>
         </w:rPr>
-        <w:t xml:space="preserve">Les cafés du Yunnan et leur terroirs, l’histoire de Yunma, et notre savoir-faire de la cerise à la tasse : récolte, traitement, séchage, torréfaction.</w:t>
+        <w:t xml:space="preserve">Les cafés du Yunnan et leur terroirs, l’histoire de Yunma, et le savoir-faire de la cerise à la tasse : récolte, traitement, séchage, torréfaction.</w:t>
       </w:r>
     </w:p>
     <w:p>
@@ -6652,7 +6617,7 @@
           <w:sz w:val="22"/>
           <w:szCs w:val="22"/>
         </w:rPr>
-        <w:t xml:space="preserve">Un terroir.</w:t>
+        <w:t xml:space="preserve">Une région.</w:t>
       </w:r>
     </w:p>
     <w:p>
@@ -6714,7 +6679,7 @@
           <w:sz w:val="22"/>
           <w:szCs w:val="22"/>
         </w:rPr>
-        <w:t xml:space="preserve">Le Yunnan produit plus de 95 % du café chinois. La Chine n’exporte que 5 % de sa production aux marchés extérieurs. Des cafés rares et d’une grande finesse portés par une nouvelle génération de producteurs.</w:t>
+        <w:t xml:space="preserve">Le Yunnan produit 95% du café chinois. La Chine n’exporte que 5% de sa production aux marchés extérieurs. Des cafés rares et d’une grande finesse portés par une nouvelle génération de producteurs.</w:t>
       </w:r>
     </w:p>
     <w:p>
@@ -6837,7 +6802,7 @@
         <w:spacing w:after="140" w:before="340"/>
       </w:pPr>
       <w:r>
-        <w:t xml:space="preserve">Bloc 2 — Des relations humaines, une philosophie de vie</w:t>
+        <w:t xml:space="preserve">Bloc 2 — Des rencontres, une philosophie de vie</w:t>
       </w:r>
     </w:p>
     <w:p>
@@ -6907,7 +6872,7 @@
           <w:sz w:val="22"/>
           <w:szCs w:val="22"/>
         </w:rPr>
-        <w:t xml:space="preserve">Des relations humaines, une philosophie de vie</w:t>
+        <w:t xml:space="preserve">Des rencontres, une philosophie de vie</w:t>
       </w:r>
     </w:p>
     <w:p>
@@ -6942,7 +6907,7 @@
           <w:sz w:val="22"/>
           <w:szCs w:val="22"/>
         </w:rPr>
-        <w:t xml:space="preserve">Nous travaillons avec trois fermes, à Baoshan, Pu’er et Xishuangbanna. Nous achetons à un prix supérieur au marché, et nous nous engageons afin que chacune puisse perpétuer dans ses parcelles et ses infrastructures de cafés de spécialité.</w:t>
+        <w:t xml:space="preserve">Nous travaillons avec trois fermes, à Baoshan, Pu’er et Xishuangbanna. Nous achetons à un prix équitable, et nous nous engageons à ce que chacune des fermes puisse perpétuer leurs passions pour les cafés de spécialité.</w:t>
       </w:r>
     </w:p>
     <w:p>
@@ -7056,7 +7021,7 @@
           <w:sz w:val="22"/>
           <w:szCs w:val="22"/>
         </w:rPr>
-        <w:t xml:space="preserve">La récolte s’étale sur quatre mois dans le Yunnan. Les cerises de café sont cueillies à la main, à maturité, puis triées le jour même. Les lots arrivent en France au printemps pour être torréfiés tout au long de l’année.</w:t>
+        <w:t xml:space="preserve">La récolte s’étale sur quatre mois dans le Yunnan. Les cerises de café sont cueillies à la main, à maturité, puis triées le jour même. Les lots arrivent en France au printemps et sont torréfiés tout au long de l’année.</w:t>
       </w:r>
     </w:p>
     <w:p>
@@ -7183,7 +7148,7 @@
           <w:sz w:val="22"/>
           <w:szCs w:val="22"/>
         </w:rPr>
-        <w:t xml:space="preserve">Nous achetons en direct, au-dessus du prix du marché.</w:t>
+        <w:t xml:space="preserve">Nous achetons aux producteurs, aux prix équitables.</w:t>
       </w:r>
     </w:p>
     <w:p>
@@ -7297,7 +7262,7 @@
           <w:sz w:val="22"/>
           <w:szCs w:val="22"/>
         </w:rPr>
-        <w:t xml:space="preserve">Trois zones, trois profils de tasse.</w:t>
+        <w:t xml:space="preserve">Trois lieux, trois profils.</w:t>
       </w:r>
     </w:p>
     <w:p>
@@ -7402,7 +7367,7 @@
           <w:sz w:val="22"/>
           <w:szCs w:val="22"/>
         </w:rPr>
-        <w:t xml:space="preserve">Les hauteurs de Gaosheng, où une même exploitation conduit deux variétés côte à côte. C’est de là que viennent nos drip bags.</w:t>
+        <w:t xml:space="preserve">Les hauteurs de Gaosheng, où une même exploitation conduit deux variétés côte à côte. C’est de là que viennent nos sachets filtres.</w:t>
       </w:r>
     </w:p>
     <w:p>
@@ -7612,7 +7577,7 @@
           <w:sz w:val="22"/>
           <w:szCs w:val="22"/>
         </w:rPr>
-        <w:t xml:space="preserve">L’extrême sud du Yunnan et nos parcelles les plus hautes, à Yun Lan Estate, où mûrit un Pacamara lavé, rare et peu productif.</w:t>
+        <w:t xml:space="preserve">L’extrême sud du Yunnan et nos parcelles les plus hautes, à Yun Lan Estate, où mûrit un Pacamara lavé, rare.</w:t>
       </w:r>
     </w:p>
     <w:p>
@@ -7910,7 +7875,7 @@
           <w:sz w:val="22"/>
           <w:szCs w:val="22"/>
         </w:rPr>
-        <w:t xml:space="preserve">ORO Yunnan accompagne notre travail auprès des producteurs et la promotion de la province en France : son agriculture de montagne, ses paysages, et les démarches écologiques qui s'y développent. Un appui précieux pour acheter en direct à dix mille kilomètres, et pour faire connaître ici un terroir que l'on découvre à peine.</w:t>
+        <w:t xml:space="preserve">ORO Yunnan accompagne notre travail auprès des producteurs et la promotion de la province en France : son agriculture de montagne, ses paysages, et les démarches écologiques de la région. Un appui précieux pour acheter en direct aux producteurs, et pour faire connaître ici un terroir magnifique.</w:t>
       </w:r>
     </w:p>
     <w:p>
@@ -8001,7 +7966,7 @@
           <w:sz w:val="22"/>
           <w:szCs w:val="22"/>
         </w:rPr>
-        <w:t xml:space="preserve">Fermentation contrôlée, séchage sur lits africains, tri manuel et torréfaction claire en petites séries : le savoir-faire Yunma, étape par étape.</w:t>
+        <w:t xml:space="preserve">Fermentation contrôlée, séchage sur lits surélevés, tri manuel et torréfaction à Paris en petites séries : le savoir-faire de Yunma et des producteurs.</w:t>
       </w:r>
     </w:p>
     <w:p>
@@ -8104,7 +8069,7 @@
           <w:sz w:val="22"/>
           <w:szCs w:val="22"/>
         </w:rPr>
-        <w:t xml:space="preserve">et la précision.</w:t>
+        <w:t xml:space="preserve">et le geste.</w:t>
       </w:r>
     </w:p>
     <w:p>
@@ -8154,7 +8119,7 @@
           <w:sz w:val="22"/>
           <w:szCs w:val="22"/>
         </w:rPr>
-        <w:t xml:space="preserve">Rien de spectaculaire : des gestes justes, répétés, mesurés. Notre travail consiste à ne rien ajouter — et à ne rien perdre en chemin.</w:t>
+        <w:t xml:space="preserve">Rien de spectaculaire : des gestes justes, répétés, mesurés. Un travail consiste à ne rien ajouter de plus — et à ne rien perdre des terroirs dans la tasse.</w:t>
       </w:r>
     </w:p>
     <w:p>
@@ -8391,7 +8356,7 @@
           <w:sz w:val="22"/>
           <w:szCs w:val="22"/>
         </w:rPr>
-        <w:t xml:space="preserve">Lits africains surélevés, à l’ombre les premiers jours, retournés toutes les deux heures. Entre 12 et 20 jours.</w:t>
+        <w:t xml:space="preserve">Lits surélevés, à l’ombre les premiers jours, retournés toutes les deux heures. Entre 12 et 20 jours.</w:t>
       </w:r>
     </w:p>
     <w:p>
@@ -8987,7 +8952,7 @@
           <w:sz w:val="22"/>
           <w:szCs w:val="22"/>
         </w:rPr>
-        <w:t xml:space="preserve">Drip bag — 10 g / 180 ml — 92 °C — 3 versements</w:t>
+        <w:t xml:space="preserve">Sachet filtre — 10 g / 180 ml — 92 °C — 3 versements</w:t>
       </w:r>
     </w:p>
     <w:p>
@@ -9227,7 +9192,7 @@
           <w:sz w:val="22"/>
           <w:szCs w:val="22"/>
         </w:rPr>
-        <w:t xml:space="preserve">En 2019, un voyage dans les montagnes de Baoshan. Des caféiers plantés entre les théiers, des familles qui vendaient leur récolte au poids sans jamais goûter la tasse. Nous sommes revenus l’année suivante avec un cupping set et quelques sacs. Yunma est né de ces allers-retours.</w:t>
+        <w:t xml:space="preserve">En 2019, notre premier voyage dans les montagnes de Baoshan. Des caféiers plantés entre les théiers, des familles qui vendaient leur récolte au poids sans jamais goûter la tasse. Nous sommes revenus l’année suivante avec un cupping set et quelques sacs. Yunma est né de ces allers-retours.</w:t>
       </w:r>
     </w:p>
     <w:p>
@@ -9376,7 +9341,7 @@
           <w:sz w:val="22"/>
           <w:szCs w:val="22"/>
         </w:rPr>
-        <w:t xml:space="preserve">Nous travaillons main dans la main avec des producteurs passionnés pour offrir des cafés traçables, durables et uniques. Peu de références, choisies, suivies, renouvelées au rythme des saisons.</w:t>
+        <w:t xml:space="preserve">Nous travaillons avec des producteurs passionnés pour offrir des cafés traçables, rares et uniques. Peu de références, choisies, qui seront renouvelées au rythme des saisons.</w:t>
       </w:r>
     </w:p>
     <w:p>
@@ -9490,7 +9455,7 @@
           <w:sz w:val="22"/>
           <w:szCs w:val="22"/>
         </w:rPr>
-        <w:t xml:space="preserve">Des lots choisis à la tasse, un par un, et suivis d’une récolte à l’autre.</w:t>
+        <w:t xml:space="preserve">Des lots choisis et suivis d’une récolte à l’autre.</w:t>
       </w:r>
     </w:p>
     <w:p>
@@ -9560,7 +9525,7 @@
           <w:sz w:val="22"/>
           <w:szCs w:val="22"/>
         </w:rPr>
-        <w:t xml:space="preserve">Partenariats durables avec nos producteurs, prix d’achat au-dessus du marché.</w:t>
+        <w:t xml:space="preserve">Partenariats durables avec nos producteurs, prix d’achat équitable.</w:t>
       </w:r>
     </w:p>
     <w:p>
@@ -9630,7 +9595,7 @@
           <w:sz w:val="22"/>
           <w:szCs w:val="22"/>
         </w:rPr>
-        <w:t xml:space="preserve">Petites séries, emballages recyclables, transport maritime privilégié.</w:t>
+        <w:t xml:space="preserve">Petites séries, emballages recyclables, transport maritime ou ferroviaire privilégié.</w:t>
       </w:r>
     </w:p>
     <w:p>
@@ -9919,7 +9884,7 @@
           <w:sz w:val="22"/>
           <w:szCs w:val="22"/>
         </w:rPr>
-        <w:t xml:space="preserve">2019</w:t>
+        <w:t xml:space="preserve">2026</w:t>
       </w:r>
     </w:p>
     <w:p>
@@ -9954,7 +9919,7 @@
           <w:sz w:val="22"/>
           <w:szCs w:val="22"/>
         </w:rPr>
-        <w:t xml:space="preserve">première récolte importée</w:t>
+        <w:t xml:space="preserve">Premiers grains importés</w:t>
       </w:r>
     </w:p>
     <w:p>
@@ -9998,7 +9963,7 @@
           <w:sz w:val="22"/>
           <w:szCs w:val="22"/>
         </w:rPr>
-        <w:t xml:space="preserve">Le temps révèle les arômes.</w:t>
+        <w:t xml:space="preserve">Notre philosophie, le « slow coffee, slow life ».</w:t>
       </w:r>
     </w:p>
     <w:p>
@@ -10033,7 +9998,7 @@
           <w:sz w:val="22"/>
           <w:szCs w:val="22"/>
         </w:rPr>
-        <w:t xml:space="preserve">Découvrir le journal</w:t>
+        <w:t xml:space="preserve">Découvrir notre journal</w:t>
       </w:r>
     </w:p>
     <w:p>
@@ -10089,7 +10054,7 @@
           <w:sz w:val="22"/>
           <w:szCs w:val="22"/>
         </w:rPr>
-        <w:t xml:space="preserve">Café de spécialité pour cafés, hôtels et restaurants</w:t>
+        <w:t xml:space="preserve">Café de spécialité pour Coffee shop, sociétés, hôtels / restaurants, épiceries</w:t>
       </w:r>
     </w:p>
     <w:p>
@@ -10124,7 +10089,7 @@
           <w:sz w:val="22"/>
           <w:szCs w:val="22"/>
         </w:rPr>
-        <w:t xml:space="preserve">Yunma accompagne torréfacteurs, coffee shops, hôtels, restaurants et épiceries fines : cafés de spécialité du Yunnan, tarifs pro, formation et supports dédiés.</w:t>
+        <w:t xml:space="preserve">Yunma accompagne torréfacteurs, coffee shops, sociétés, hôtels, restaurants et épiceries fines : cafés de spécialité du Yunnan aux tarifs professionnels.</w:t>
       </w:r>
     </w:p>
     <w:p>
@@ -10484,7 +10449,7 @@
           <w:sz w:val="22"/>
           <w:szCs w:val="22"/>
         </w:rPr>
-        <w:t xml:space="preserve">Partenariats durables avec nos producteurs, transparence sur les prix payés.</w:t>
+        <w:t xml:space="preserve">Partenariats durables et équitables avec nos producteurs.</w:t>
       </w:r>
     </w:p>
     <w:p>
@@ -10554,7 +10519,7 @@
           <w:sz w:val="22"/>
           <w:szCs w:val="22"/>
         </w:rPr>
-        <w:t xml:space="preserve">Conseils, réglages, formation et supports dédiés à votre activité.</w:t>
+        <w:t xml:space="preserve">Conseils, réglages, et supports dédiés à votre activité.</w:t>
       </w:r>
     </w:p>
     <w:p>
@@ -10598,7 +10563,7 @@
           <w:sz w:val="22"/>
           <w:szCs w:val="22"/>
         </w:rPr>
-        <w:t xml:space="preserve">Torréfacteurs, coffee shops, hôtels, restaurants et épiceries fines.</w:t>
+        <w:t xml:space="preserve">Torréfacteurs, coffee shops, sociétés, hôtels / restaurants et épiceries fines.</w:t>
       </w:r>
     </w:p>
     <w:p>
@@ -10703,7 +10668,7 @@
           <w:sz w:val="22"/>
           <w:szCs w:val="22"/>
         </w:rPr>
-        <w:t xml:space="preserve">Nos trois lots de saison en sac de 1 kg, torréfiés à la commande chaque semaine.</w:t>
+        <w:t xml:space="preserve">Nos trois lots de saison en sac de 1 kg, torréfiés à Paris.</w:t>
       </w:r>
     </w:p>
     <w:p>
@@ -10738,7 +10703,7 @@
           <w:sz w:val="22"/>
           <w:szCs w:val="22"/>
         </w:rPr>
-        <w:t xml:space="preserve">Drip bags personnalisés</w:t>
+        <w:t xml:space="preserve">Sachets filtres pour vos clients, ou déplacements de vos équipes</w:t>
       </w:r>
     </w:p>
     <w:p>
@@ -10773,7 +10738,7 @@
           <w:sz w:val="22"/>
           <w:szCs w:val="22"/>
         </w:rPr>
-        <w:t xml:space="preserve">Boîtes de 8 ou sachets à votre marque, à partir de 500 unités.</w:t>
+        <w:t xml:space="preserve">Boîtes de 5 ou sachets à votre marque, à partir de 500 unités.</w:t>
       </w:r>
     </w:p>
     <w:p>
@@ -11272,7 +11237,7 @@
           <w:sz w:val="22"/>
           <w:szCs w:val="22"/>
         </w:rPr>
-        <w:t xml:space="preserve">Réglages sur site, livraison hebdomadaire, tarifs dégressifs.</w:t>
+        <w:t xml:space="preserve">Livraison hebdomadaire, tarifs dégressifs.</w:t>
       </w:r>
     </w:p>
     <w:p>
@@ -12037,7 +12002,7 @@
           <w:sz w:val="22"/>
           <w:szCs w:val="22"/>
         </w:rPr>
-        <w:t xml:space="preserve">Nous torréfions chaque semaine, en petites séries. Votre commande part sous 48 heures ouvrées après la torréfaction la plus proche, jamais depuis un stock ancien.</w:t>
+        <w:t xml:space="preserve">Nous torréfions régulièrement en petites séries. Votre commande part sous 48 heures ouvrées après la torréfaction la plus proche.</w:t>
       </w:r>
     </w:p>
     <w:p>
@@ -12116,7 +12081,7 @@
           <w:sz w:val="22"/>
           <w:szCs w:val="22"/>
         </w:rPr>
-        <w:t xml:space="preserve">France : 2 à 3 jours ouvrés via Colissimo ou Mondial Relay. Union européenne : 3 à 6 jours ouvrés. Livraison offerte à partir de 50 € d’achat en France métropolitaine.</w:t>
+        <w:t xml:space="preserve">France : 2 à 3 jours ouvrés. Union européenne : 3 à 6 jours ouvrés. Livraison offerte à partir de 50 € d’achat en France métropolitaine.</w:t>
       </w:r>
     </w:p>
     <w:p>
@@ -12195,7 +12160,7 @@
           <w:sz w:val="22"/>
           <w:szCs w:val="22"/>
         </w:rPr>
-        <w:t xml:space="preserve">Nos paquets sont vendus en grains pour préserver les arômes. Vous pouvez demander une mouture adaptée à votre méthode dans les commentaires de commande, sans supplément.</w:t>
+        <w:t xml:space="preserve">Nos paquets sont vendus en grains pour préserver les arômes.</w:t>
       </w:r>
     </w:p>
     <w:p>
@@ -12318,7 +12283,7 @@
           <w:sz w:val="22"/>
           <w:szCs w:val="22"/>
         </w:rPr>
-        <w:t xml:space="preserve">Qu’est-ce qu’un drip bag ?</w:t>
+        <w:t xml:space="preserve">Qu’est-ce qu’un sachet filtre ?</w:t>
       </w:r>
     </w:p>
     <w:p>
@@ -12353,7 +12318,7 @@
           <w:sz w:val="22"/>
           <w:szCs w:val="22"/>
         </w:rPr>
-        <w:t xml:space="preserve">Un sachet filtre individuel contenant 10 g de café moulu. Vous le posez sur votre tasse et versez de l’eau chaude en trois fois : un filtre propre, sans matériel, en trois minutes.</w:t>
+        <w:t xml:space="preserve">Un sachet filtre individuel contenant 10 g de café moulu. Vous le posez sur votre mug et versez de l’eau chaude en trois fois : un café sans matériel, en trois minutes</w:t>
       </w:r>
     </w:p>
     <w:p>
@@ -12590,7 +12555,7 @@
           <w:sz w:val="22"/>
           <w:szCs w:val="22"/>
         </w:rPr>
-        <w:t xml:space="preserve">Vous disposez de 14 jours pour changer d’avis sur un produit non ouvert. Écrivez-nous et nous organisons le retour. Les denrées ouvertes ne sont pas reprises, pour des raisons d’hygiène.</w:t>
+        <w:t xml:space="preserve">Vous disposez de 14 jours pour changer d’avis sur un produit non ouvert. Les denrées ouvertes ne sont pas reprises, pour des raisons d’hygiène.</w:t>
       </w:r>
     </w:p>
     <w:p>
@@ -12795,7 +12760,7 @@
           <w:sz w:val="22"/>
           <w:szCs w:val="22"/>
         </w:rPr>
-        <w:t xml:space="preserve">Une question ? Un projet ? Nous répondons sous un jour ouvré.</w:t>
+        <w:t xml:space="preserve">Une question ? Un projet ? Nous répondons rapidement.</w:t>
       </w:r>
     </w:p>
     <w:p>
@@ -12874,7 +12839,7 @@
           <w:sz w:val="22"/>
           <w:szCs w:val="22"/>
         </w:rPr>
-        <w:t xml:space="preserve">Un conseil sur le lot qui vous conviendrait, une commande à suivre, un doute sur une mouture ou une méthode : écrivez-nous, c’est nous qui répondons.</w:t>
+        <w:t xml:space="preserve">Un conseil sur le lot qui vous conviendrait, une commande à suivre, un doute sur une mouture ou une méthode : écrivez-nous.</w:t>
       </w:r>
     </w:p>
     <w:p>
@@ -12944,7 +12909,7 @@
           <w:sz w:val="22"/>
           <w:szCs w:val="22"/>
         </w:rPr>
-        <w:t xml:space="preserve">Tarifs dégressifs, grains en 1 kg, drip bags à votre marque, réglages sur site et formation. Dites-nous ce que vous servez, nous vous envoyons des échantillons.</w:t>
+        <w:t xml:space="preserve">Tarifs dégressifs, grains en 1 kg, sachets filtres, conseils. Dites-nous ce que vous recherchez, nous pouvons aussi vous envoyer des échantillons.</w:t>
       </w:r>
     </w:p>
     <w:p>
@@ -13014,7 +12979,7 @@
           <w:sz w:val="22"/>
           <w:szCs w:val="22"/>
         </w:rPr>
-        <w:t xml:space="preserve">Visuels, informations sur les fermes partenaires, visites de l’atelier : nous répondons volontiers, et nous préférons les sujets qui vont regarder d’un peu plus près.</w:t>
+        <w:t xml:space="preserve">Des visuels, des informations sur nos cafés, notre histoire ou sur nos fermes partenaires : nous répondons volontiers, et nous serions ravis que vous parliez de nous.</w:t>
       </w:r>
     </w:p>
     <w:p>
@@ -16416,7 +16381,7 @@
           <w:sz w:val="22"/>
           <w:szCs w:val="22"/>
         </w:rPr>
-        <w:t xml:space="preserve">Deux variétés sont parties à l'export cette année : le Catimor des parcelles basses et le Bourbon jaune des terrasses hautes. Vous les retrouverez dans nos drip bags — seules, ou côte à côte dans la boîte à composer.</w:t>
+        <w:t xml:space="preserve">Deux variétés sont parties à l'export cette année : le Catimor des parcelles basses et le Bourbon jaune des terrasses hautes. Vous les retrouverez dans nos sachets filtres.</w:t>
       </w:r>
     </w:p>
     <w:p>
@@ -16542,7 +16507,7 @@
           <w:sz w:val="22"/>
           <w:szCs w:val="22"/>
         </w:rPr>
-        <w:t xml:space="preserve">2025-04-06</w:t>
+        <w:t xml:space="preserve">2026-09-11</w:t>
       </w:r>
     </w:p>
     <w:p>
@@ -16691,7 +16656,7 @@
           <w:sz w:val="22"/>
           <w:szCs w:val="22"/>
         </w:rPr>
-        <w:t xml:space="preserve">Le Yunnan produit aujourd'hui plus de 95 % du café chinois, et la Chine est entrée dans le top 15 mondial. Pourtant, la province reste presque absente des cartes de cafés de spécialité européennes. Voici pourquoi cela change — et pourquoi cela mérite votre attention.</w:t>
+        <w:t xml:space="preserve">Le Yunnan produit aujourd'hui plus de 95% du café chinois, et la Chine est entrée dans le top 15 mondial. Pourtant, la province reste presque absente des cartes de cafés de spécialité européennes. Voici pourquoi cela change — et pourquoi cela mérite votre attention.</w:t>
       </w:r>
     </w:p>
     <w:p>
@@ -17267,7 +17232,7 @@
         <w:spacing w:after="200" w:before="520"/>
       </w:pPr>
       <w:r>
-        <w:t xml:space="preserve">Article 3 — Réussir sa tasse en drip bag</w:t>
+        <w:t xml:space="preserve">Article 3 — Réussir sa tasse en sachet filtre</w:t>
       </w:r>
     </w:p>
     <w:p>
@@ -17311,7 +17276,7 @@
           <w:sz w:val="22"/>
           <w:szCs w:val="22"/>
         </w:rPr>
-        <w:t xml:space="preserve">Réussir sa tasse en drip bag</w:t>
+        <w:t xml:space="preserve">Réussir sa tasse en sachet filtre</w:t>
       </w:r>
     </w:p>
     <w:p>
@@ -17346,7 +17311,7 @@
           <w:sz w:val="22"/>
           <w:szCs w:val="22"/>
         </w:rPr>
-        <w:t xml:space="preserve">Le mode d'emploi complet du drip bag : température, ratio, trois versements, erreurs fréquentes. Une tasse filtre propre en trois minutes, sans matériel.</w:t>
+        <w:t xml:space="preserve">Le mode d'emploi complet du sachet filtre : température, ratio, trois versements, erreurs fréquentes. Une tasse propre en trois minutes, sans matériel.</w:t>
       </w:r>
     </w:p>
     <w:p>
@@ -17381,7 +17346,7 @@
           <w:sz w:val="22"/>
           <w:szCs w:val="22"/>
         </w:rPr>
-        <w:t xml:space="preserve">2025-06-12</w:t>
+        <w:t xml:space="preserve">2026-09-15</w:t>
       </w:r>
     </w:p>
     <w:p>
@@ -17451,7 +17416,7 @@
           <w:sz w:val="22"/>
           <w:szCs w:val="22"/>
         </w:rPr>
-        <w:t xml:space="preserve">Méthode, Extraction, Drip bag</w:t>
+        <w:t xml:space="preserve">Méthode, Extraction, Sachet filtre</w:t>
       </w:r>
     </w:p>
     <w:p>
@@ -17530,7 +17495,7 @@
           <w:sz w:val="22"/>
           <w:szCs w:val="22"/>
         </w:rPr>
-        <w:t xml:space="preserve">Le drip bag n'est pas un café de dépannage. C'est un vrai filtre, simplement pré-dosé et pré-moulu. Bien préparé, il n'a rien à envier à une V60 — et il tient dans une poche.</w:t>
+        <w:t xml:space="preserve">Le sachet filtre n'est pas un café de dépannage. C'est un vrai filtre, simplement pré-dosé et pré-moulu. Bien préparé, il n'a rien à envier à une V60 — et il tient dans la poche.</w:t>
       </w:r>
     </w:p>
     <w:p>
@@ -17612,7 +17577,7 @@
           <w:sz w:val="22"/>
           <w:szCs w:val="22"/>
         </w:rPr>
-        <w:t xml:space="preserve">De l'eau à 92 °C, soit de l'eau bouillie puis reposée une minute</w:t>
+        <w:t xml:space="preserve">De l'eau à 92 °C, soit de l'eau bouillie puis reposée une à deux minutes</w:t>
       </w:r>
     </w:p>
     <w:p>
@@ -18024,7 +17989,7 @@
           <w:sz w:val="22"/>
           <w:szCs w:val="22"/>
         </w:rPr>
-        <w:t xml:space="preserve">Nos drip bags sont moulus et conditionnés sous atmosphère protectrice le jour de la torréfaction. Non ouverts, ils gardent leurs arômes environ trois mois. Ouverts, ils s'utilisent immédiatement : un sachet, une tasse.</w:t>
+        <w:t xml:space="preserve">Nos sachets filtres sont moulus et conditionnés sous atmosphère protectrice au Yunnan le jour de la torréfaction. Non ouverts, ils gardent leurs meilleurs arômes environ trois mois. Mais restent comestibles plus d’un an. Ouverts, ils s'utilisent immédiatement : un sachet, une tasse.</w:t>
       </w:r>
     </w:p>
     <w:sectPr>

--- a/contenu/yunma-contenu-fr.docx
+++ b/contenu/yunma-contenu-fr.docx
@@ -20,7 +20,7 @@
           <w:iCs/>
           <w:color w:val="666660"/>
         </w:rPr>
-        <w:t xml:space="preserve">Document généré le 15/09/2026 à partir du site. Modifiez les textes sous les codes entre crochets, sans toucher aux codes eux-mêmes.</w:t>
+        <w:t xml:space="preserve">Document généré le 16/09/2026 à partir du site. Modifiez les textes sous les codes entre crochets, sans toucher aux codes eux-mêmes.</w:t>
       </w:r>
     </w:p>
     <w:p>
@@ -319,41 +319,6 @@
           <w:sz w:val="19"/>
           <w:szCs w:val="19"/>
         </w:rPr>
-        <w:t xml:space="preserve">Téléphone</w:t>
-      </w:r>
-      <w:r>
-        <w:rPr>
-          <w:color w:val="B95F2C"/>
-          <w:sz w:val="19"/>
-          <w:szCs w:val="19"/>
-        </w:rPr>
-        <w:t xml:space="preserve">   [site.telephone]</w:t>
-      </w:r>
-    </w:p>
-    <w:p>
-      <w:pPr>
-        <w:spacing w:after="0"/>
-      </w:pPr>
-      <w:r>
-        <w:rPr>
-          <w:sz w:val="22"/>
-          <w:szCs w:val="22"/>
-        </w:rPr>
-        <w:t xml:space="preserve">+33 6 42 05 04 58</w:t>
-      </w:r>
-    </w:p>
-    <w:p>
-      <w:pPr>
-        <w:spacing w:after="40" w:before="200"/>
-      </w:pPr>
-      <w:r>
-        <w:rPr>
-          <w:b/>
-          <w:bCs/>
-          <w:color w:val="55524A"/>
-          <w:sz w:val="19"/>
-          <w:szCs w:val="19"/>
-        </w:rPr>
         <w:t xml:space="preserve">Adresse</w:t>
       </w:r>
       <w:r>
@@ -7696,41 +7661,6 @@
     </w:p>
     <w:p>
       <w:pPr>
-        <w:spacing w:after="40" w:before="200"/>
-      </w:pPr>
-      <w:r>
-        <w:rPr>
-          <w:b/>
-          <w:bCs/>
-          <w:color w:val="55524A"/>
-          <w:sz w:val="19"/>
-          <w:szCs w:val="19"/>
-        </w:rPr>
-        <w:t xml:space="preserve">Entrée du sommaire</w:t>
-      </w:r>
-      <w:r>
-        <w:rPr>
-          <w:color w:val="B95F2C"/>
-          <w:sz w:val="19"/>
-          <w:szCs w:val="19"/>
-        </w:rPr>
-        <w:t xml:space="preserve">   [origine.sommaire.engagements]</w:t>
-      </w:r>
-    </w:p>
-    <w:p>
-      <w:pPr>
-        <w:spacing w:after="0"/>
-      </w:pPr>
-      <w:r>
-        <w:rPr>
-          <w:sz w:val="22"/>
-          <w:szCs w:val="22"/>
-        </w:rPr>
-        <w:t xml:space="preserve">Engagements</w:t>
-      </w:r>
-    </w:p>
-    <w:p>
-      <w:pPr>
         <w:pStyle w:val="Heading2"/>
         <w:spacing w:after="140" w:before="340"/>
       </w:pPr>
@@ -7876,6 +7806,41 @@
           <w:szCs w:val="22"/>
         </w:rPr>
         <w:t xml:space="preserve">ORO Yunnan accompagne notre travail auprès des producteurs et la promotion de la province en France : son agriculture de montagne, ses paysages, et les démarches écologiques de la région. Un appui précieux pour acheter en direct aux producteurs, et pour faire connaître ici un terroir magnifique.</w:t>
+      </w:r>
+    </w:p>
+    <w:p>
+      <w:pPr>
+        <w:spacing w:after="40" w:before="200"/>
+      </w:pPr>
+      <w:r>
+        <w:rPr>
+          <w:b/>
+          <w:bCs/>
+          <w:color w:val="55524A"/>
+          <w:sz w:val="19"/>
+          <w:szCs w:val="19"/>
+        </w:rPr>
+        <w:t xml:space="preserve">Libellé du lien vers le site d’ORO Yunnan</w:t>
+      </w:r>
+      <w:r>
+        <w:rPr>
+          <w:color w:val="B95F2C"/>
+          <w:sz w:val="19"/>
+          <w:szCs w:val="19"/>
+        </w:rPr>
+        <w:t xml:space="preserve">   [origine.oro.lien]</w:t>
+      </w:r>
+    </w:p>
+    <w:p>
+      <w:pPr>
+        <w:spacing w:after="0"/>
+      </w:pPr>
+      <w:r>
+        <w:rPr>
+          <w:sz w:val="22"/>
+          <w:szCs w:val="22"/>
+        </w:rPr>
+        <w:t xml:space="preserve">Le café du Yunnan par ORO</w:t>
       </w:r>
     </w:p>
     <w:p>
@@ -9350,260 +9315,6 @@
         <w:spacing w:after="140" w:before="340"/>
       </w:pPr>
       <w:r>
-        <w:t xml:space="preserve">Nos engagements</w:t>
-      </w:r>
-    </w:p>
-    <w:p>
-      <w:pPr>
-        <w:spacing w:after="40" w:before="200"/>
-      </w:pPr>
-      <w:r>
-        <w:rPr>
-          <w:b/>
-          <w:bCs/>
-          <w:color w:val="55524A"/>
-          <w:sz w:val="19"/>
-          <w:szCs w:val="19"/>
-        </w:rPr>
-        <w:t xml:space="preserve">Sur-titre</w:t>
-      </w:r>
-      <w:r>
-        <w:rPr>
-          <w:color w:val="B95F2C"/>
-          <w:sz w:val="19"/>
-          <w:szCs w:val="19"/>
-        </w:rPr>
-        <w:t xml:space="preserve">   [apropos.engagementsTitre]</w:t>
-      </w:r>
-    </w:p>
-    <w:p>
-      <w:pPr>
-        <w:spacing w:after="0"/>
-      </w:pPr>
-      <w:r>
-        <w:rPr>
-          <w:sz w:val="22"/>
-          <w:szCs w:val="22"/>
-        </w:rPr>
-        <w:t xml:space="preserve">Nos engagements</w:t>
-      </w:r>
-    </w:p>
-    <w:p>
-      <w:pPr>
-        <w:spacing w:after="40" w:before="200"/>
-      </w:pPr>
-      <w:r>
-        <w:rPr>
-          <w:b/>
-          <w:bCs/>
-          <w:color w:val="55524A"/>
-          <w:sz w:val="19"/>
-          <w:szCs w:val="19"/>
-        </w:rPr>
-        <w:t xml:space="preserve">Engagement 1 — titre</w:t>
-      </w:r>
-      <w:r>
-        <w:rPr>
-          <w:color w:val="B95F2C"/>
-          <w:sz w:val="19"/>
-          <w:szCs w:val="19"/>
-        </w:rPr>
-        <w:t xml:space="preserve">   [apropos.engagement.1.titre]</w:t>
-      </w:r>
-    </w:p>
-    <w:p>
-      <w:pPr>
-        <w:spacing w:after="0"/>
-      </w:pPr>
-      <w:r>
-        <w:rPr>
-          <w:sz w:val="22"/>
-          <w:szCs w:val="22"/>
-        </w:rPr>
-        <w:t xml:space="preserve">Qualité d’exception</w:t>
-      </w:r>
-    </w:p>
-    <w:p>
-      <w:pPr>
-        <w:spacing w:after="40" w:before="200"/>
-      </w:pPr>
-      <w:r>
-        <w:rPr>
-          <w:b/>
-          <w:bCs/>
-          <w:color w:val="55524A"/>
-          <w:sz w:val="19"/>
-          <w:szCs w:val="19"/>
-        </w:rPr>
-        <w:t xml:space="preserve">Engagement 1 — texte</w:t>
-      </w:r>
-      <w:r>
-        <w:rPr>
-          <w:color w:val="B95F2C"/>
-          <w:sz w:val="19"/>
-          <w:szCs w:val="19"/>
-        </w:rPr>
-        <w:t xml:space="preserve">   [apropos.engagement.1.texte]</w:t>
-      </w:r>
-    </w:p>
-    <w:p>
-      <w:pPr>
-        <w:spacing w:after="0"/>
-      </w:pPr>
-      <w:r>
-        <w:rPr>
-          <w:sz w:val="22"/>
-          <w:szCs w:val="22"/>
-        </w:rPr>
-        <w:t xml:space="preserve">Des lots choisis et suivis d’une récolte à l’autre.</w:t>
-      </w:r>
-    </w:p>
-    <w:p>
-      <w:pPr>
-        <w:spacing w:after="40" w:before="200"/>
-      </w:pPr>
-      <w:r>
-        <w:rPr>
-          <w:b/>
-          <w:bCs/>
-          <w:color w:val="55524A"/>
-          <w:sz w:val="19"/>
-          <w:szCs w:val="19"/>
-        </w:rPr>
-        <w:t xml:space="preserve">Engagement 2 — titre</w:t>
-      </w:r>
-      <w:r>
-        <w:rPr>
-          <w:color w:val="B95F2C"/>
-          <w:sz w:val="19"/>
-          <w:szCs w:val="19"/>
-        </w:rPr>
-        <w:t xml:space="preserve">   [apropos.engagement.2.titre]</w:t>
-      </w:r>
-    </w:p>
-    <w:p>
-      <w:pPr>
-        <w:spacing w:after="0"/>
-      </w:pPr>
-      <w:r>
-        <w:rPr>
-          <w:sz w:val="22"/>
-          <w:szCs w:val="22"/>
-        </w:rPr>
-        <w:t xml:space="preserve">Relations directes</w:t>
-      </w:r>
-    </w:p>
-    <w:p>
-      <w:pPr>
-        <w:spacing w:after="40" w:before="200"/>
-      </w:pPr>
-      <w:r>
-        <w:rPr>
-          <w:b/>
-          <w:bCs/>
-          <w:color w:val="55524A"/>
-          <w:sz w:val="19"/>
-          <w:szCs w:val="19"/>
-        </w:rPr>
-        <w:t xml:space="preserve">Engagement 2 — texte</w:t>
-      </w:r>
-      <w:r>
-        <w:rPr>
-          <w:color w:val="B95F2C"/>
-          <w:sz w:val="19"/>
-          <w:szCs w:val="19"/>
-        </w:rPr>
-        <w:t xml:space="preserve">   [apropos.engagement.2.texte]</w:t>
-      </w:r>
-    </w:p>
-    <w:p>
-      <w:pPr>
-        <w:spacing w:after="0"/>
-      </w:pPr>
-      <w:r>
-        <w:rPr>
-          <w:sz w:val="22"/>
-          <w:szCs w:val="22"/>
-        </w:rPr>
-        <w:t xml:space="preserve">Partenariats durables avec nos producteurs, prix d’achat équitable.</w:t>
-      </w:r>
-    </w:p>
-    <w:p>
-      <w:pPr>
-        <w:spacing w:after="40" w:before="200"/>
-      </w:pPr>
-      <w:r>
-        <w:rPr>
-          <w:b/>
-          <w:bCs/>
-          <w:color w:val="55524A"/>
-          <w:sz w:val="19"/>
-          <w:szCs w:val="19"/>
-        </w:rPr>
-        <w:t xml:space="preserve">Engagement 3 — titre</w:t>
-      </w:r>
-      <w:r>
-        <w:rPr>
-          <w:color w:val="B95F2C"/>
-          <w:sz w:val="19"/>
-          <w:szCs w:val="19"/>
-        </w:rPr>
-        <w:t xml:space="preserve">   [apropos.engagement.3.titre]</w:t>
-      </w:r>
-    </w:p>
-    <w:p>
-      <w:pPr>
-        <w:spacing w:after="0"/>
-      </w:pPr>
-      <w:r>
-        <w:rPr>
-          <w:sz w:val="22"/>
-          <w:szCs w:val="22"/>
-        </w:rPr>
-        <w:t xml:space="preserve">Juste mesure</w:t>
-      </w:r>
-    </w:p>
-    <w:p>
-      <w:pPr>
-        <w:spacing w:after="40" w:before="200"/>
-      </w:pPr>
-      <w:r>
-        <w:rPr>
-          <w:b/>
-          <w:bCs/>
-          <w:color w:val="55524A"/>
-          <w:sz w:val="19"/>
-          <w:szCs w:val="19"/>
-        </w:rPr>
-        <w:t xml:space="preserve">Engagement 3 — texte</w:t>
-      </w:r>
-      <w:r>
-        <w:rPr>
-          <w:color w:val="B95F2C"/>
-          <w:sz w:val="19"/>
-          <w:szCs w:val="19"/>
-        </w:rPr>
-        <w:t xml:space="preserve">   [apropos.engagement.3.texte]</w:t>
-      </w:r>
-    </w:p>
-    <w:p>
-      <w:pPr>
-        <w:spacing w:after="0"/>
-      </w:pPr>
-      <w:r>
-        <w:rPr>
-          <w:sz w:val="22"/>
-          <w:szCs w:val="22"/>
-        </w:rPr>
-        <w:t xml:space="preserve">Petites séries, emballages recyclables, transport maritime ou ferroviaire privilégié.</w:t>
-      </w:r>
-    </w:p>
-    <w:p>
-      <w:pPr>
-        <w:pStyle w:val="Heading2"/>
-        <w:spacing w:after="140" w:before="340"/>
-      </w:pPr>
-      <w:r>
         <w:t xml:space="preserve">Quelques repères</w:t>
       </w:r>
     </w:p>
@@ -10274,252 +9985,497 @@
         <w:spacing w:after="140" w:before="340"/>
       </w:pPr>
       <w:r>
-        <w:t xml:space="preserve">Nos engagements</w:t>
-      </w:r>
-    </w:p>
-    <w:p>
-      <w:pPr>
-        <w:spacing w:after="40" w:before="200"/>
-      </w:pPr>
-      <w:r>
-        <w:rPr>
-          <w:b/>
-          <w:bCs/>
-          <w:color w:val="55524A"/>
-          <w:sz w:val="19"/>
-          <w:szCs w:val="19"/>
-        </w:rPr>
-        <w:t xml:space="preserve">Sur-titre</w:t>
-      </w:r>
-      <w:r>
-        <w:rPr>
-          <w:color w:val="B95F2C"/>
-          <w:sz w:val="19"/>
-          <w:szCs w:val="19"/>
-        </w:rPr>
-        <w:t xml:space="preserve">   [pro.engagementsTitre]</w:t>
-      </w:r>
-    </w:p>
-    <w:p>
-      <w:pPr>
-        <w:spacing w:after="0"/>
-      </w:pPr>
-      <w:r>
-        <w:rPr>
-          <w:sz w:val="22"/>
-          <w:szCs w:val="22"/>
-        </w:rPr>
-        <w:t xml:space="preserve">Nos engagements</w:t>
-      </w:r>
-    </w:p>
-    <w:p>
-      <w:pPr>
-        <w:spacing w:after="40" w:before="200"/>
-      </w:pPr>
-      <w:r>
-        <w:rPr>
-          <w:b/>
-          <w:bCs/>
-          <w:color w:val="55524A"/>
-          <w:sz w:val="19"/>
-          <w:szCs w:val="19"/>
-        </w:rPr>
-        <w:t xml:space="preserve">Engagement 1 — titre</w:t>
-      </w:r>
-      <w:r>
-        <w:rPr>
-          <w:color w:val="B95F2C"/>
-          <w:sz w:val="19"/>
-          <w:szCs w:val="19"/>
-        </w:rPr>
-        <w:t xml:space="preserve">   [pro.engagement.1.titre]</w:t>
-      </w:r>
-    </w:p>
-    <w:p>
-      <w:pPr>
-        <w:spacing w:after="0"/>
-      </w:pPr>
-      <w:r>
-        <w:rPr>
-          <w:sz w:val="22"/>
-          <w:szCs w:val="22"/>
-        </w:rPr>
-        <w:t xml:space="preserve">Qualité d’exception</w:t>
-      </w:r>
-    </w:p>
-    <w:p>
-      <w:pPr>
-        <w:spacing w:after="40" w:before="200"/>
-      </w:pPr>
-      <w:r>
-        <w:rPr>
-          <w:b/>
-          <w:bCs/>
-          <w:color w:val="55524A"/>
-          <w:sz w:val="19"/>
-          <w:szCs w:val="19"/>
-        </w:rPr>
-        <w:t xml:space="preserve">Engagement 1 — texte</w:t>
-      </w:r>
-      <w:r>
-        <w:rPr>
-          <w:color w:val="B95F2C"/>
-          <w:sz w:val="19"/>
-          <w:szCs w:val="19"/>
-        </w:rPr>
-        <w:t xml:space="preserve">   [pro.engagement.1.texte]</w:t>
-      </w:r>
-    </w:p>
-    <w:p>
-      <w:pPr>
-        <w:spacing w:after="0"/>
-      </w:pPr>
-      <w:r>
-        <w:rPr>
-          <w:sz w:val="22"/>
-          <w:szCs w:val="22"/>
-        </w:rPr>
-        <w:t xml:space="preserve">Cafés tracés et sélectionnés avec soin, lots réguliers sur la saison.</w:t>
-      </w:r>
-    </w:p>
-    <w:p>
-      <w:pPr>
-        <w:spacing w:after="40" w:before="200"/>
-      </w:pPr>
-      <w:r>
-        <w:rPr>
-          <w:b/>
-          <w:bCs/>
-          <w:color w:val="55524A"/>
-          <w:sz w:val="19"/>
-          <w:szCs w:val="19"/>
-        </w:rPr>
-        <w:t xml:space="preserve">Engagement 2 — titre</w:t>
-      </w:r>
-      <w:r>
-        <w:rPr>
-          <w:color w:val="B95F2C"/>
-          <w:sz w:val="19"/>
-          <w:szCs w:val="19"/>
-        </w:rPr>
-        <w:t xml:space="preserve">   [pro.engagement.2.titre]</w:t>
-      </w:r>
-    </w:p>
-    <w:p>
-      <w:pPr>
-        <w:spacing w:after="0"/>
-      </w:pPr>
-      <w:r>
-        <w:rPr>
-          <w:sz w:val="22"/>
-          <w:szCs w:val="22"/>
-        </w:rPr>
-        <w:t xml:space="preserve">Relations directes</w:t>
-      </w:r>
-    </w:p>
-    <w:p>
-      <w:pPr>
-        <w:spacing w:after="40" w:before="200"/>
-      </w:pPr>
-      <w:r>
-        <w:rPr>
-          <w:b/>
-          <w:bCs/>
-          <w:color w:val="55524A"/>
-          <w:sz w:val="19"/>
-          <w:szCs w:val="19"/>
-        </w:rPr>
-        <w:t xml:space="preserve">Engagement 2 — texte</w:t>
-      </w:r>
-      <w:r>
-        <w:rPr>
-          <w:color w:val="B95F2C"/>
-          <w:sz w:val="19"/>
-          <w:szCs w:val="19"/>
-        </w:rPr>
-        <w:t xml:space="preserve">   [pro.engagement.2.texte]</w:t>
-      </w:r>
-    </w:p>
-    <w:p>
-      <w:pPr>
-        <w:spacing w:after="0"/>
-      </w:pPr>
-      <w:r>
-        <w:rPr>
-          <w:sz w:val="22"/>
-          <w:szCs w:val="22"/>
-        </w:rPr>
-        <w:t xml:space="preserve">Partenariats durables et équitables avec nos producteurs.</w:t>
-      </w:r>
-    </w:p>
-    <w:p>
-      <w:pPr>
-        <w:spacing w:after="40" w:before="200"/>
-      </w:pPr>
-      <w:r>
-        <w:rPr>
-          <w:b/>
-          <w:bCs/>
-          <w:color w:val="55524A"/>
-          <w:sz w:val="19"/>
-          <w:szCs w:val="19"/>
-        </w:rPr>
-        <w:t xml:space="preserve">Engagement 3 — titre</w:t>
-      </w:r>
-      <w:r>
-        <w:rPr>
-          <w:color w:val="B95F2C"/>
-          <w:sz w:val="19"/>
-          <w:szCs w:val="19"/>
-        </w:rPr>
-        <w:t xml:space="preserve">   [pro.engagement.3.titre]</w:t>
-      </w:r>
-    </w:p>
-    <w:p>
-      <w:pPr>
-        <w:spacing w:after="0"/>
-      </w:pPr>
-      <w:r>
-        <w:rPr>
-          <w:sz w:val="22"/>
-          <w:szCs w:val="22"/>
-        </w:rPr>
-        <w:t xml:space="preserve">Accompagnement</w:t>
-      </w:r>
-    </w:p>
-    <w:p>
-      <w:pPr>
-        <w:spacing w:after="40" w:before="200"/>
-      </w:pPr>
-      <w:r>
-        <w:rPr>
-          <w:b/>
-          <w:bCs/>
-          <w:color w:val="55524A"/>
-          <w:sz w:val="19"/>
-          <w:szCs w:val="19"/>
-        </w:rPr>
-        <w:t xml:space="preserve">Engagement 3 — texte</w:t>
-      </w:r>
-      <w:r>
-        <w:rPr>
-          <w:color w:val="B95F2C"/>
-          <w:sz w:val="19"/>
-          <w:szCs w:val="19"/>
-        </w:rPr>
-        <w:t xml:space="preserve">   [pro.engagement.3.texte]</w:t>
-      </w:r>
-    </w:p>
-    <w:p>
-      <w:pPr>
-        <w:spacing w:after="0"/>
-      </w:pPr>
-      <w:r>
-        <w:rPr>
-          <w:sz w:val="22"/>
-          <w:szCs w:val="22"/>
-        </w:rPr>
-        <w:t xml:space="preserve">Conseils, réglages, et supports dédiés à votre activité.</w:t>
+        <w:t xml:space="preserve">L’offre professionnelle</w:t>
+      </w:r>
+    </w:p>
+    <w:p>
+      <w:pPr>
+        <w:spacing w:after="40" w:before="200"/>
+      </w:pPr>
+      <w:r>
+        <w:rPr>
+          <w:b/>
+          <w:bCs/>
+          <w:color w:val="55524A"/>
+          <w:sz w:val="19"/>
+          <w:szCs w:val="19"/>
+        </w:rPr>
+        <w:t xml:space="preserve">Phrase</w:t>
+      </w:r>
+      <w:r>
+        <w:rPr>
+          <w:color w:val="B95F2C"/>
+          <w:sz w:val="19"/>
+          <w:szCs w:val="19"/>
+        </w:rPr>
+        <w:t xml:space="preserve">   [pro.forWhoText]</w:t>
+      </w:r>
+    </w:p>
+    <w:p>
+      <w:pPr>
+        <w:spacing w:after="0"/>
+      </w:pPr>
+      <w:r>
+        <w:rPr>
+          <w:sz w:val="22"/>
+          <w:szCs w:val="22"/>
+        </w:rPr>
+        <w:t xml:space="preserve">Torréfacteurs, coffee shops, sociétés, hôtels / restaurants et épiceries fines.</w:t>
+      </w:r>
+    </w:p>
+    <w:p>
+      <w:pPr>
+        <w:spacing w:after="40" w:before="200"/>
+      </w:pPr>
+      <w:r>
+        <w:rPr>
+          <w:b/>
+          <w:bCs/>
+          <w:color w:val="55524A"/>
+          <w:sz w:val="19"/>
+          <w:szCs w:val="19"/>
+        </w:rPr>
+        <w:t xml:space="preserve">Titre</w:t>
+      </w:r>
+      <w:r>
+        <w:rPr>
+          <w:color w:val="B95F2C"/>
+          <w:sz w:val="19"/>
+          <w:szCs w:val="19"/>
+        </w:rPr>
+        <w:t xml:space="preserve">   [pro.offerTitle]</w:t>
+      </w:r>
+    </w:p>
+    <w:p>
+      <w:pPr>
+        <w:spacing w:after="0"/>
+      </w:pPr>
+      <w:r>
+        <w:rPr>
+          <w:sz w:val="22"/>
+          <w:szCs w:val="22"/>
+        </w:rPr>
+        <w:t xml:space="preserve">L’offre pro</w:t>
+      </w:r>
+    </w:p>
+    <w:p>
+      <w:pPr>
+        <w:spacing w:after="40" w:before="200"/>
+      </w:pPr>
+      <w:r>
+        <w:rPr>
+          <w:b/>
+          <w:bCs/>
+          <w:color w:val="55524A"/>
+          <w:sz w:val="19"/>
+          <w:szCs w:val="19"/>
+        </w:rPr>
+        <w:t xml:space="preserve">Offre 1 — titre</w:t>
+      </w:r>
+      <w:r>
+        <w:rPr>
+          <w:color w:val="B95F2C"/>
+          <w:sz w:val="19"/>
+          <w:szCs w:val="19"/>
+        </w:rPr>
+        <w:t xml:space="preserve">   [pro.offre.1.titre]</w:t>
+      </w:r>
+    </w:p>
+    <w:p>
+      <w:pPr>
+        <w:spacing w:after="0"/>
+      </w:pPr>
+      <w:r>
+        <w:rPr>
+          <w:sz w:val="22"/>
+          <w:szCs w:val="22"/>
+        </w:rPr>
+        <w:t xml:space="preserve">Grains 1 kg</w:t>
+      </w:r>
+    </w:p>
+    <w:p>
+      <w:pPr>
+        <w:spacing w:after="40" w:before="200"/>
+      </w:pPr>
+      <w:r>
+        <w:rPr>
+          <w:b/>
+          <w:bCs/>
+          <w:color w:val="55524A"/>
+          <w:sz w:val="19"/>
+          <w:szCs w:val="19"/>
+        </w:rPr>
+        <w:t xml:space="preserve">Offre 1 — texte</w:t>
+      </w:r>
+      <w:r>
+        <w:rPr>
+          <w:color w:val="B95F2C"/>
+          <w:sz w:val="19"/>
+          <w:szCs w:val="19"/>
+        </w:rPr>
+        <w:t xml:space="preserve">   [pro.offre.1.texte]</w:t>
+      </w:r>
+    </w:p>
+    <w:p>
+      <w:pPr>
+        <w:spacing w:after="0"/>
+      </w:pPr>
+      <w:r>
+        <w:rPr>
+          <w:sz w:val="22"/>
+          <w:szCs w:val="22"/>
+        </w:rPr>
+        <w:t xml:space="preserve">Nos trois lots de saison en sac de 1 kg, torréfiés à Paris.</w:t>
+      </w:r>
+    </w:p>
+    <w:p>
+      <w:pPr>
+        <w:spacing w:after="40" w:before="200"/>
+      </w:pPr>
+      <w:r>
+        <w:rPr>
+          <w:b/>
+          <w:bCs/>
+          <w:color w:val="55524A"/>
+          <w:sz w:val="19"/>
+          <w:szCs w:val="19"/>
+        </w:rPr>
+        <w:t xml:space="preserve">Offre 2 — titre</w:t>
+      </w:r>
+      <w:r>
+        <w:rPr>
+          <w:color w:val="B95F2C"/>
+          <w:sz w:val="19"/>
+          <w:szCs w:val="19"/>
+        </w:rPr>
+        <w:t xml:space="preserve">   [pro.offre.2.titre]</w:t>
+      </w:r>
+    </w:p>
+    <w:p>
+      <w:pPr>
+        <w:spacing w:after="0"/>
+      </w:pPr>
+      <w:r>
+        <w:rPr>
+          <w:sz w:val="22"/>
+          <w:szCs w:val="22"/>
+        </w:rPr>
+        <w:t xml:space="preserve">Sachets filtres pour vos clients, ou déplacements de vos équipes</w:t>
+      </w:r>
+    </w:p>
+    <w:p>
+      <w:pPr>
+        <w:spacing w:after="40" w:before="200"/>
+      </w:pPr>
+      <w:r>
+        <w:rPr>
+          <w:b/>
+          <w:bCs/>
+          <w:color w:val="55524A"/>
+          <w:sz w:val="19"/>
+          <w:szCs w:val="19"/>
+        </w:rPr>
+        <w:t xml:space="preserve">Offre 2 — texte</w:t>
+      </w:r>
+      <w:r>
+        <w:rPr>
+          <w:color w:val="B95F2C"/>
+          <w:sz w:val="19"/>
+          <w:szCs w:val="19"/>
+        </w:rPr>
+        <w:t xml:space="preserve">   [pro.offre.2.texte]</w:t>
+      </w:r>
+    </w:p>
+    <w:p>
+      <w:pPr>
+        <w:spacing w:after="0"/>
+      </w:pPr>
+      <w:r>
+        <w:rPr>
+          <w:sz w:val="22"/>
+          <w:szCs w:val="22"/>
+        </w:rPr>
+        <w:t xml:space="preserve">Boîtes de 5 ou sachets à votre marque, à partir de 500 unités.</w:t>
+      </w:r>
+    </w:p>
+    <w:p>
+      <w:pPr>
+        <w:spacing w:after="40" w:before="200"/>
+      </w:pPr>
+      <w:r>
+        <w:rPr>
+          <w:b/>
+          <w:bCs/>
+          <w:color w:val="55524A"/>
+          <w:sz w:val="19"/>
+          <w:szCs w:val="19"/>
+        </w:rPr>
+        <w:t xml:space="preserve">Offre 3 — titre</w:t>
+      </w:r>
+      <w:r>
+        <w:rPr>
+          <w:color w:val="B95F2C"/>
+          <w:sz w:val="19"/>
+          <w:szCs w:val="19"/>
+        </w:rPr>
+        <w:t xml:space="preserve">   [pro.offre.3.titre]</w:t>
+      </w:r>
+    </w:p>
+    <w:p>
+      <w:pPr>
+        <w:spacing w:after="0"/>
+      </w:pPr>
+      <w:r>
+        <w:rPr>
+          <w:sz w:val="22"/>
+          <w:szCs w:val="22"/>
+        </w:rPr>
+        <w:t xml:space="preserve">Formation &amp; réglages</w:t>
+      </w:r>
+    </w:p>
+    <w:p>
+      <w:pPr>
+        <w:spacing w:after="40" w:before="200"/>
+      </w:pPr>
+      <w:r>
+        <w:rPr>
+          <w:b/>
+          <w:bCs/>
+          <w:color w:val="55524A"/>
+          <w:sz w:val="19"/>
+          <w:szCs w:val="19"/>
+        </w:rPr>
+        <w:t xml:space="preserve">Offre 3 — texte</w:t>
+      </w:r>
+      <w:r>
+        <w:rPr>
+          <w:color w:val="B95F2C"/>
+          <w:sz w:val="19"/>
+          <w:szCs w:val="19"/>
+        </w:rPr>
+        <w:t xml:space="preserve">   [pro.offre.3.texte]</w:t>
+      </w:r>
+    </w:p>
+    <w:p>
+      <w:pPr>
+        <w:spacing w:after="0"/>
+      </w:pPr>
+      <w:r>
+        <w:rPr>
+          <w:sz w:val="22"/>
+          <w:szCs w:val="22"/>
+        </w:rPr>
+        <w:t xml:space="preserve">Une demi-journée sur site pour caler extraction, recettes et discours en salle.</w:t>
+      </w:r>
+    </w:p>
+    <w:p>
+      <w:pPr>
+        <w:spacing w:after="40" w:before="200"/>
+      </w:pPr>
+      <w:r>
+        <w:rPr>
+          <w:b/>
+          <w:bCs/>
+          <w:color w:val="55524A"/>
+          <w:sz w:val="19"/>
+          <w:szCs w:val="19"/>
+        </w:rPr>
+        <w:t xml:space="preserve">Sur-titre « Pour qui ? »</w:t>
+      </w:r>
+      <w:r>
+        <w:rPr>
+          <w:color w:val="B95F2C"/>
+          <w:sz w:val="19"/>
+          <w:szCs w:val="19"/>
+        </w:rPr>
+        <w:t xml:space="preserve">   [pro.pourQuiTitre]</w:t>
+      </w:r>
+    </w:p>
+    <w:p>
+      <w:pPr>
+        <w:spacing w:after="0"/>
+      </w:pPr>
+      <w:r>
+        <w:rPr>
+          <w:sz w:val="22"/>
+          <w:szCs w:val="22"/>
+        </w:rPr>
+        <w:t xml:space="preserve">Pour qui ?</w:t>
+      </w:r>
+    </w:p>
+    <w:p>
+      <w:pPr>
+        <w:spacing w:after="40" w:before="200"/>
+      </w:pPr>
+      <w:r>
+        <w:rPr>
+          <w:b/>
+          <w:bCs/>
+          <w:color w:val="55524A"/>
+          <w:sz w:val="19"/>
+          <w:szCs w:val="19"/>
+        </w:rPr>
+        <w:t xml:space="preserve">Libellé du lien, repris sur la page Contact</w:t>
+      </w:r>
+      <w:r>
+        <w:rPr>
+          <w:color w:val="B95F2C"/>
+          <w:sz w:val="19"/>
+          <w:szCs w:val="19"/>
+        </w:rPr>
+        <w:t xml:space="preserve">   [pro.pourQuiLien]</w:t>
+      </w:r>
+    </w:p>
+    <w:p>
+      <w:pPr>
+        <w:spacing w:after="0"/>
+      </w:pPr>
+      <w:r>
+        <w:rPr>
+          <w:sz w:val="22"/>
+          <w:szCs w:val="22"/>
+        </w:rPr>
+        <w:t xml:space="preserve">Découvrir l’offre</w:t>
+      </w:r>
+    </w:p>
+    <w:p>
+      <w:pPr>
+        <w:spacing w:after="40" w:before="200"/>
+      </w:pPr>
+      <w:r>
+        <w:rPr>
+          <w:b/>
+          <w:bCs/>
+          <w:color w:val="55524A"/>
+          <w:sz w:val="19"/>
+          <w:szCs w:val="19"/>
+        </w:rPr>
+        <w:t xml:space="preserve">Type de client 1</w:t>
+      </w:r>
+      <w:r>
+        <w:rPr>
+          <w:color w:val="B95F2C"/>
+          <w:sz w:val="19"/>
+          <w:szCs w:val="19"/>
+        </w:rPr>
+        <w:t xml:space="preserve">   [pro.cible.1]</w:t>
+      </w:r>
+    </w:p>
+    <w:p>
+      <w:pPr>
+        <w:spacing w:after="0"/>
+      </w:pPr>
+      <w:r>
+        <w:rPr>
+          <w:sz w:val="22"/>
+          <w:szCs w:val="22"/>
+        </w:rPr>
+        <w:t xml:space="preserve">Coffee shops</w:t>
+      </w:r>
+    </w:p>
+    <w:p>
+      <w:pPr>
+        <w:spacing w:after="40" w:before="200"/>
+      </w:pPr>
+      <w:r>
+        <w:rPr>
+          <w:b/>
+          <w:bCs/>
+          <w:color w:val="55524A"/>
+          <w:sz w:val="19"/>
+          <w:szCs w:val="19"/>
+        </w:rPr>
+        <w:t xml:space="preserve">Type de client 2</w:t>
+      </w:r>
+      <w:r>
+        <w:rPr>
+          <w:color w:val="B95F2C"/>
+          <w:sz w:val="19"/>
+          <w:szCs w:val="19"/>
+        </w:rPr>
+        <w:t xml:space="preserve">   [pro.cible.2]</w:t>
+      </w:r>
+    </w:p>
+    <w:p>
+      <w:pPr>
+        <w:spacing w:after="0"/>
+      </w:pPr>
+      <w:r>
+        <w:rPr>
+          <w:sz w:val="22"/>
+          <w:szCs w:val="22"/>
+        </w:rPr>
+        <w:t xml:space="preserve">Hôtels &amp; restaurants</w:t>
+      </w:r>
+    </w:p>
+    <w:p>
+      <w:pPr>
+        <w:spacing w:after="40" w:before="200"/>
+      </w:pPr>
+      <w:r>
+        <w:rPr>
+          <w:b/>
+          <w:bCs/>
+          <w:color w:val="55524A"/>
+          <w:sz w:val="19"/>
+          <w:szCs w:val="19"/>
+        </w:rPr>
+        <w:t xml:space="preserve">Type de client 3</w:t>
+      </w:r>
+      <w:r>
+        <w:rPr>
+          <w:color w:val="B95F2C"/>
+          <w:sz w:val="19"/>
+          <w:szCs w:val="19"/>
+        </w:rPr>
+        <w:t xml:space="preserve">   [pro.cible.3]</w:t>
+      </w:r>
+    </w:p>
+    <w:p>
+      <w:pPr>
+        <w:spacing w:after="0"/>
+      </w:pPr>
+      <w:r>
+        <w:rPr>
+          <w:sz w:val="22"/>
+          <w:szCs w:val="22"/>
+        </w:rPr>
+        <w:t xml:space="preserve">Épiceries fines</w:t>
+      </w:r>
+    </w:p>
+    <w:p>
+      <w:pPr>
+        <w:spacing w:after="40" w:before="200"/>
+      </w:pPr>
+      <w:r>
+        <w:rPr>
+          <w:b/>
+          <w:bCs/>
+          <w:color w:val="55524A"/>
+          <w:sz w:val="19"/>
+          <w:szCs w:val="19"/>
+        </w:rPr>
+        <w:t xml:space="preserve">Type de client 4</w:t>
+      </w:r>
+      <w:r>
+        <w:rPr>
+          <w:color w:val="B95F2C"/>
+          <w:sz w:val="19"/>
+          <w:szCs w:val="19"/>
+        </w:rPr>
+        <w:t xml:space="preserve">   [pro.cible.4]</w:t>
+      </w:r>
+    </w:p>
+    <w:p>
+      <w:pPr>
+        <w:spacing w:after="0"/>
+      </w:pPr>
+      <w:r>
+        <w:rPr>
+          <w:sz w:val="22"/>
+          <w:szCs w:val="22"/>
+        </w:rPr>
+        <w:t xml:space="preserve">Bureaux &amp; entreprises</w:t>
       </w:r>
     </w:p>
     <w:p>
@@ -10528,471 +10484,7 @@
         <w:spacing w:after="140" w:before="340"/>
       </w:pPr>
       <w:r>
-        <w:t xml:space="preserve">L’offre professionnelle</w:t>
-      </w:r>
-    </w:p>
-    <w:p>
-      <w:pPr>
-        <w:spacing w:after="40" w:before="200"/>
-      </w:pPr>
-      <w:r>
-        <w:rPr>
-          <w:b/>
-          <w:bCs/>
-          <w:color w:val="55524A"/>
-          <w:sz w:val="19"/>
-          <w:szCs w:val="19"/>
-        </w:rPr>
-        <w:t xml:space="preserve">Phrase</w:t>
-      </w:r>
-      <w:r>
-        <w:rPr>
-          <w:color w:val="B95F2C"/>
-          <w:sz w:val="19"/>
-          <w:szCs w:val="19"/>
-        </w:rPr>
-        <w:t xml:space="preserve">   [pro.forWhoText]</w:t>
-      </w:r>
-    </w:p>
-    <w:p>
-      <w:pPr>
-        <w:spacing w:after="0"/>
-      </w:pPr>
-      <w:r>
-        <w:rPr>
-          <w:sz w:val="22"/>
-          <w:szCs w:val="22"/>
-        </w:rPr>
-        <w:t xml:space="preserve">Torréfacteurs, coffee shops, sociétés, hôtels / restaurants et épiceries fines.</w:t>
-      </w:r>
-    </w:p>
-    <w:p>
-      <w:pPr>
-        <w:spacing w:after="40" w:before="200"/>
-      </w:pPr>
-      <w:r>
-        <w:rPr>
-          <w:b/>
-          <w:bCs/>
-          <w:color w:val="55524A"/>
-          <w:sz w:val="19"/>
-          <w:szCs w:val="19"/>
-        </w:rPr>
-        <w:t xml:space="preserve">Titre</w:t>
-      </w:r>
-      <w:r>
-        <w:rPr>
-          <w:color w:val="B95F2C"/>
-          <w:sz w:val="19"/>
-          <w:szCs w:val="19"/>
-        </w:rPr>
-        <w:t xml:space="preserve">   [pro.offerTitle]</w:t>
-      </w:r>
-    </w:p>
-    <w:p>
-      <w:pPr>
-        <w:spacing w:after="0"/>
-      </w:pPr>
-      <w:r>
-        <w:rPr>
-          <w:sz w:val="22"/>
-          <w:szCs w:val="22"/>
-        </w:rPr>
-        <w:t xml:space="preserve">L’offre pro</w:t>
-      </w:r>
-    </w:p>
-    <w:p>
-      <w:pPr>
-        <w:spacing w:after="40" w:before="200"/>
-      </w:pPr>
-      <w:r>
-        <w:rPr>
-          <w:b/>
-          <w:bCs/>
-          <w:color w:val="55524A"/>
-          <w:sz w:val="19"/>
-          <w:szCs w:val="19"/>
-        </w:rPr>
-        <w:t xml:space="preserve">Offre 1 — titre</w:t>
-      </w:r>
-      <w:r>
-        <w:rPr>
-          <w:color w:val="B95F2C"/>
-          <w:sz w:val="19"/>
-          <w:szCs w:val="19"/>
-        </w:rPr>
-        <w:t xml:space="preserve">   [pro.offre.1.titre]</w:t>
-      </w:r>
-    </w:p>
-    <w:p>
-      <w:pPr>
-        <w:spacing w:after="0"/>
-      </w:pPr>
-      <w:r>
-        <w:rPr>
-          <w:sz w:val="22"/>
-          <w:szCs w:val="22"/>
-        </w:rPr>
-        <w:t xml:space="preserve">Grains 1 kg</w:t>
-      </w:r>
-    </w:p>
-    <w:p>
-      <w:pPr>
-        <w:spacing w:after="40" w:before="200"/>
-      </w:pPr>
-      <w:r>
-        <w:rPr>
-          <w:b/>
-          <w:bCs/>
-          <w:color w:val="55524A"/>
-          <w:sz w:val="19"/>
-          <w:szCs w:val="19"/>
-        </w:rPr>
-        <w:t xml:space="preserve">Offre 1 — texte</w:t>
-      </w:r>
-      <w:r>
-        <w:rPr>
-          <w:color w:val="B95F2C"/>
-          <w:sz w:val="19"/>
-          <w:szCs w:val="19"/>
-        </w:rPr>
-        <w:t xml:space="preserve">   [pro.offre.1.texte]</w:t>
-      </w:r>
-    </w:p>
-    <w:p>
-      <w:pPr>
-        <w:spacing w:after="0"/>
-      </w:pPr>
-      <w:r>
-        <w:rPr>
-          <w:sz w:val="22"/>
-          <w:szCs w:val="22"/>
-        </w:rPr>
-        <w:t xml:space="preserve">Nos trois lots de saison en sac de 1 kg, torréfiés à Paris.</w:t>
-      </w:r>
-    </w:p>
-    <w:p>
-      <w:pPr>
-        <w:spacing w:after="40" w:before="200"/>
-      </w:pPr>
-      <w:r>
-        <w:rPr>
-          <w:b/>
-          <w:bCs/>
-          <w:color w:val="55524A"/>
-          <w:sz w:val="19"/>
-          <w:szCs w:val="19"/>
-        </w:rPr>
-        <w:t xml:space="preserve">Offre 2 — titre</w:t>
-      </w:r>
-      <w:r>
-        <w:rPr>
-          <w:color w:val="B95F2C"/>
-          <w:sz w:val="19"/>
-          <w:szCs w:val="19"/>
-        </w:rPr>
-        <w:t xml:space="preserve">   [pro.offre.2.titre]</w:t>
-      </w:r>
-    </w:p>
-    <w:p>
-      <w:pPr>
-        <w:spacing w:after="0"/>
-      </w:pPr>
-      <w:r>
-        <w:rPr>
-          <w:sz w:val="22"/>
-          <w:szCs w:val="22"/>
-        </w:rPr>
-        <w:t xml:space="preserve">Sachets filtres pour vos clients, ou déplacements de vos équipes</w:t>
-      </w:r>
-    </w:p>
-    <w:p>
-      <w:pPr>
-        <w:spacing w:after="40" w:before="200"/>
-      </w:pPr>
-      <w:r>
-        <w:rPr>
-          <w:b/>
-          <w:bCs/>
-          <w:color w:val="55524A"/>
-          <w:sz w:val="19"/>
-          <w:szCs w:val="19"/>
-        </w:rPr>
-        <w:t xml:space="preserve">Offre 2 — texte</w:t>
-      </w:r>
-      <w:r>
-        <w:rPr>
-          <w:color w:val="B95F2C"/>
-          <w:sz w:val="19"/>
-          <w:szCs w:val="19"/>
-        </w:rPr>
-        <w:t xml:space="preserve">   [pro.offre.2.texte]</w:t>
-      </w:r>
-    </w:p>
-    <w:p>
-      <w:pPr>
-        <w:spacing w:after="0"/>
-      </w:pPr>
-      <w:r>
-        <w:rPr>
-          <w:sz w:val="22"/>
-          <w:szCs w:val="22"/>
-        </w:rPr>
-        <w:t xml:space="preserve">Boîtes de 5 ou sachets à votre marque, à partir de 500 unités.</w:t>
-      </w:r>
-    </w:p>
-    <w:p>
-      <w:pPr>
-        <w:spacing w:after="40" w:before="200"/>
-      </w:pPr>
-      <w:r>
-        <w:rPr>
-          <w:b/>
-          <w:bCs/>
-          <w:color w:val="55524A"/>
-          <w:sz w:val="19"/>
-          <w:szCs w:val="19"/>
-        </w:rPr>
-        <w:t xml:space="preserve">Offre 3 — titre</w:t>
-      </w:r>
-      <w:r>
-        <w:rPr>
-          <w:color w:val="B95F2C"/>
-          <w:sz w:val="19"/>
-          <w:szCs w:val="19"/>
-        </w:rPr>
-        <w:t xml:space="preserve">   [pro.offre.3.titre]</w:t>
-      </w:r>
-    </w:p>
-    <w:p>
-      <w:pPr>
-        <w:spacing w:after="0"/>
-      </w:pPr>
-      <w:r>
-        <w:rPr>
-          <w:sz w:val="22"/>
-          <w:szCs w:val="22"/>
-        </w:rPr>
-        <w:t xml:space="preserve">Formation &amp; réglages</w:t>
-      </w:r>
-    </w:p>
-    <w:p>
-      <w:pPr>
-        <w:spacing w:after="40" w:before="200"/>
-      </w:pPr>
-      <w:r>
-        <w:rPr>
-          <w:b/>
-          <w:bCs/>
-          <w:color w:val="55524A"/>
-          <w:sz w:val="19"/>
-          <w:szCs w:val="19"/>
-        </w:rPr>
-        <w:t xml:space="preserve">Offre 3 — texte</w:t>
-      </w:r>
-      <w:r>
-        <w:rPr>
-          <w:color w:val="B95F2C"/>
-          <w:sz w:val="19"/>
-          <w:szCs w:val="19"/>
-        </w:rPr>
-        <w:t xml:space="preserve">   [pro.offre.3.texte]</w:t>
-      </w:r>
-    </w:p>
-    <w:p>
-      <w:pPr>
-        <w:spacing w:after="0"/>
-      </w:pPr>
-      <w:r>
-        <w:rPr>
-          <w:sz w:val="22"/>
-          <w:szCs w:val="22"/>
-        </w:rPr>
-        <w:t xml:space="preserve">Une demi-journée sur site pour caler extraction, recettes et discours en salle.</w:t>
-      </w:r>
-    </w:p>
-    <w:p>
-      <w:pPr>
-        <w:spacing w:after="40" w:before="200"/>
-      </w:pPr>
-      <w:r>
-        <w:rPr>
-          <w:b/>
-          <w:bCs/>
-          <w:color w:val="55524A"/>
-          <w:sz w:val="19"/>
-          <w:szCs w:val="19"/>
-        </w:rPr>
-        <w:t xml:space="preserve">Sur-titre « Pour qui ? »</w:t>
-      </w:r>
-      <w:r>
-        <w:rPr>
-          <w:color w:val="B95F2C"/>
-          <w:sz w:val="19"/>
-          <w:szCs w:val="19"/>
-        </w:rPr>
-        <w:t xml:space="preserve">   [pro.pourQuiTitre]</w:t>
-      </w:r>
-    </w:p>
-    <w:p>
-      <w:pPr>
-        <w:spacing w:after="0"/>
-      </w:pPr>
-      <w:r>
-        <w:rPr>
-          <w:sz w:val="22"/>
-          <w:szCs w:val="22"/>
-        </w:rPr>
-        <w:t xml:space="preserve">Pour qui ?</w:t>
-      </w:r>
-    </w:p>
-    <w:p>
-      <w:pPr>
-        <w:spacing w:after="40" w:before="200"/>
-      </w:pPr>
-      <w:r>
-        <w:rPr>
-          <w:b/>
-          <w:bCs/>
-          <w:color w:val="55524A"/>
-          <w:sz w:val="19"/>
-          <w:szCs w:val="19"/>
-        </w:rPr>
-        <w:t xml:space="preserve">Type de client 1</w:t>
-      </w:r>
-      <w:r>
-        <w:rPr>
-          <w:color w:val="B95F2C"/>
-          <w:sz w:val="19"/>
-          <w:szCs w:val="19"/>
-        </w:rPr>
-        <w:t xml:space="preserve">   [pro.cible.1]</w:t>
-      </w:r>
-    </w:p>
-    <w:p>
-      <w:pPr>
-        <w:spacing w:after="0"/>
-      </w:pPr>
-      <w:r>
-        <w:rPr>
-          <w:sz w:val="22"/>
-          <w:szCs w:val="22"/>
-        </w:rPr>
-        <w:t xml:space="preserve">Coffee shops</w:t>
-      </w:r>
-    </w:p>
-    <w:p>
-      <w:pPr>
-        <w:spacing w:after="40" w:before="200"/>
-      </w:pPr>
-      <w:r>
-        <w:rPr>
-          <w:b/>
-          <w:bCs/>
-          <w:color w:val="55524A"/>
-          <w:sz w:val="19"/>
-          <w:szCs w:val="19"/>
-        </w:rPr>
-        <w:t xml:space="preserve">Type de client 2</w:t>
-      </w:r>
-      <w:r>
-        <w:rPr>
-          <w:color w:val="B95F2C"/>
-          <w:sz w:val="19"/>
-          <w:szCs w:val="19"/>
-        </w:rPr>
-        <w:t xml:space="preserve">   [pro.cible.2]</w:t>
-      </w:r>
-    </w:p>
-    <w:p>
-      <w:pPr>
-        <w:spacing w:after="0"/>
-      </w:pPr>
-      <w:r>
-        <w:rPr>
-          <w:sz w:val="22"/>
-          <w:szCs w:val="22"/>
-        </w:rPr>
-        <w:t xml:space="preserve">Hôtels &amp; restaurants</w:t>
-      </w:r>
-    </w:p>
-    <w:p>
-      <w:pPr>
-        <w:spacing w:after="40" w:before="200"/>
-      </w:pPr>
-      <w:r>
-        <w:rPr>
-          <w:b/>
-          <w:bCs/>
-          <w:color w:val="55524A"/>
-          <w:sz w:val="19"/>
-          <w:szCs w:val="19"/>
-        </w:rPr>
-        <w:t xml:space="preserve">Type de client 3</w:t>
-      </w:r>
-      <w:r>
-        <w:rPr>
-          <w:color w:val="B95F2C"/>
-          <w:sz w:val="19"/>
-          <w:szCs w:val="19"/>
-        </w:rPr>
-        <w:t xml:space="preserve">   [pro.cible.3]</w:t>
-      </w:r>
-    </w:p>
-    <w:p>
-      <w:pPr>
-        <w:spacing w:after="0"/>
-      </w:pPr>
-      <w:r>
-        <w:rPr>
-          <w:sz w:val="22"/>
-          <w:szCs w:val="22"/>
-        </w:rPr>
-        <w:t xml:space="preserve">Épiceries fines</w:t>
-      </w:r>
-    </w:p>
-    <w:p>
-      <w:pPr>
-        <w:spacing w:after="40" w:before="200"/>
-      </w:pPr>
-      <w:r>
-        <w:rPr>
-          <w:b/>
-          <w:bCs/>
-          <w:color w:val="55524A"/>
-          <w:sz w:val="19"/>
-          <w:szCs w:val="19"/>
-        </w:rPr>
-        <w:t xml:space="preserve">Type de client 4</w:t>
-      </w:r>
-      <w:r>
-        <w:rPr>
-          <w:color w:val="B95F2C"/>
-          <w:sz w:val="19"/>
-          <w:szCs w:val="19"/>
-        </w:rPr>
-        <w:t xml:space="preserve">   [pro.cible.4]</w:t>
-      </w:r>
-    </w:p>
-    <w:p>
-      <w:pPr>
-        <w:spacing w:after="0"/>
-      </w:pPr>
-      <w:r>
-        <w:rPr>
-          <w:sz w:val="22"/>
-          <w:szCs w:val="22"/>
-        </w:rPr>
-        <w:t xml:space="preserve">Bureaux &amp; entreprises</w:t>
-      </w:r>
-    </w:p>
-    <w:p>
-      <w:pPr>
-        <w:pStyle w:val="Heading2"/>
-        <w:spacing w:after="140" w:before="340"/>
-      </w:pPr>
-      <w:r>
-        <w:t xml:space="preserve">Comment démarrer</w:t>
+        <w:t xml:space="preserve">Nos engagements</w:t>
       </w:r>
     </w:p>
     <w:p>
@@ -11015,229 +10507,229 @@
           <w:sz w:val="19"/>
           <w:szCs w:val="19"/>
         </w:rPr>
-        <w:t xml:space="preserve">   [pro.demarrerTitre]</w:t>
-      </w:r>
-    </w:p>
-    <w:p>
-      <w:pPr>
-        <w:spacing w:after="0"/>
-      </w:pPr>
-      <w:r>
-        <w:rPr>
-          <w:sz w:val="22"/>
-          <w:szCs w:val="22"/>
-        </w:rPr>
-        <w:t xml:space="preserve">Comment démarrer</w:t>
-      </w:r>
-    </w:p>
-    <w:p>
-      <w:pPr>
-        <w:spacing w:after="40" w:before="200"/>
-      </w:pPr>
-      <w:r>
-        <w:rPr>
-          <w:b/>
-          <w:bCs/>
-          <w:color w:val="55524A"/>
-          <w:sz w:val="19"/>
-          <w:szCs w:val="19"/>
-        </w:rPr>
-        <w:t xml:space="preserve">Étape 1 — titre</w:t>
-      </w:r>
-      <w:r>
-        <w:rPr>
-          <w:color w:val="B95F2C"/>
-          <w:sz w:val="19"/>
-          <w:szCs w:val="19"/>
-        </w:rPr>
-        <w:t xml:space="preserve">   [pro.etape.1.titre]</w:t>
-      </w:r>
-    </w:p>
-    <w:p>
-      <w:pPr>
-        <w:spacing w:after="0"/>
-      </w:pPr>
-      <w:r>
-        <w:rPr>
-          <w:sz w:val="22"/>
-          <w:szCs w:val="22"/>
-        </w:rPr>
-        <w:t xml:space="preserve">On échange</w:t>
-      </w:r>
-    </w:p>
-    <w:p>
-      <w:pPr>
-        <w:spacing w:after="40" w:before="200"/>
-      </w:pPr>
-      <w:r>
-        <w:rPr>
-          <w:b/>
-          <w:bCs/>
-          <w:color w:val="55524A"/>
-          <w:sz w:val="19"/>
-          <w:szCs w:val="19"/>
-        </w:rPr>
-        <w:t xml:space="preserve">Étape 1 — texte</w:t>
-      </w:r>
-      <w:r>
-        <w:rPr>
-          <w:color w:val="B95F2C"/>
-          <w:sz w:val="19"/>
-          <w:szCs w:val="19"/>
-        </w:rPr>
-        <w:t xml:space="preserve">   [pro.etape.1.texte]</w:t>
-      </w:r>
-    </w:p>
-    <w:p>
-      <w:pPr>
-        <w:spacing w:after="0"/>
-      </w:pPr>
-      <w:r>
-        <w:rPr>
-          <w:sz w:val="22"/>
-          <w:szCs w:val="22"/>
-        </w:rPr>
-        <w:t xml:space="preserve">Un appel de vingt minutes pour comprendre votre carte et votre matériel.</w:t>
-      </w:r>
-    </w:p>
-    <w:p>
-      <w:pPr>
-        <w:spacing w:after="40" w:before="200"/>
-      </w:pPr>
-      <w:r>
-        <w:rPr>
-          <w:b/>
-          <w:bCs/>
-          <w:color w:val="55524A"/>
-          <w:sz w:val="19"/>
-          <w:szCs w:val="19"/>
-        </w:rPr>
-        <w:t xml:space="preserve">Étape 2 — titre</w:t>
-      </w:r>
-      <w:r>
-        <w:rPr>
-          <w:color w:val="B95F2C"/>
-          <w:sz w:val="19"/>
-          <w:szCs w:val="19"/>
-        </w:rPr>
-        <w:t xml:space="preserve">   [pro.etape.2.titre]</w:t>
-      </w:r>
-    </w:p>
-    <w:p>
-      <w:pPr>
-        <w:spacing w:after="0"/>
-      </w:pPr>
-      <w:r>
-        <w:rPr>
-          <w:sz w:val="22"/>
-          <w:szCs w:val="22"/>
-        </w:rPr>
-        <w:t xml:space="preserve">On déguste</w:t>
-      </w:r>
-    </w:p>
-    <w:p>
-      <w:pPr>
-        <w:spacing w:after="40" w:before="200"/>
-      </w:pPr>
-      <w:r>
-        <w:rPr>
-          <w:b/>
-          <w:bCs/>
-          <w:color w:val="55524A"/>
-          <w:sz w:val="19"/>
-          <w:szCs w:val="19"/>
-        </w:rPr>
-        <w:t xml:space="preserve">Étape 2 — texte</w:t>
-      </w:r>
-      <w:r>
-        <w:rPr>
-          <w:color w:val="B95F2C"/>
-          <w:sz w:val="19"/>
-          <w:szCs w:val="19"/>
-        </w:rPr>
-        <w:t xml:space="preserve">   [pro.etape.2.texte]</w:t>
-      </w:r>
-    </w:p>
-    <w:p>
-      <w:pPr>
-        <w:spacing w:after="0"/>
-      </w:pPr>
-      <w:r>
-        <w:rPr>
-          <w:sz w:val="22"/>
-          <w:szCs w:val="22"/>
-        </w:rPr>
-        <w:t xml:space="preserve">Nous envoyons un coffret d’échantillons adapté à votre extraction.</w:t>
-      </w:r>
-    </w:p>
-    <w:p>
-      <w:pPr>
-        <w:spacing w:after="40" w:before="200"/>
-      </w:pPr>
-      <w:r>
-        <w:rPr>
-          <w:b/>
-          <w:bCs/>
-          <w:color w:val="55524A"/>
-          <w:sz w:val="19"/>
-          <w:szCs w:val="19"/>
-        </w:rPr>
-        <w:t xml:space="preserve">Étape 3 — titre</w:t>
-      </w:r>
-      <w:r>
-        <w:rPr>
-          <w:color w:val="B95F2C"/>
-          <w:sz w:val="19"/>
-          <w:szCs w:val="19"/>
-        </w:rPr>
-        <w:t xml:space="preserve">   [pro.etape.3.titre]</w:t>
-      </w:r>
-    </w:p>
-    <w:p>
-      <w:pPr>
-        <w:spacing w:after="0"/>
-      </w:pPr>
-      <w:r>
-        <w:rPr>
-          <w:sz w:val="22"/>
-          <w:szCs w:val="22"/>
-        </w:rPr>
-        <w:t xml:space="preserve">On installe</w:t>
-      </w:r>
-    </w:p>
-    <w:p>
-      <w:pPr>
-        <w:spacing w:after="40" w:before="200"/>
-      </w:pPr>
-      <w:r>
-        <w:rPr>
-          <w:b/>
-          <w:bCs/>
-          <w:color w:val="55524A"/>
-          <w:sz w:val="19"/>
-          <w:szCs w:val="19"/>
-        </w:rPr>
-        <w:t xml:space="preserve">Étape 3 — texte</w:t>
-      </w:r>
-      <w:r>
-        <w:rPr>
-          <w:color w:val="B95F2C"/>
-          <w:sz w:val="19"/>
-          <w:szCs w:val="19"/>
-        </w:rPr>
-        <w:t xml:space="preserve">   [pro.etape.3.texte]</w:t>
-      </w:r>
-    </w:p>
-    <w:p>
-      <w:pPr>
-        <w:spacing w:after="0"/>
-      </w:pPr>
-      <w:r>
-        <w:rPr>
-          <w:sz w:val="22"/>
-          <w:szCs w:val="22"/>
-        </w:rPr>
-        <w:t xml:space="preserve">Livraison hebdomadaire, tarifs dégressifs.</w:t>
+        <w:t xml:space="preserve">   [pro.engagementsTitre]</w:t>
+      </w:r>
+    </w:p>
+    <w:p>
+      <w:pPr>
+        <w:spacing w:after="0"/>
+      </w:pPr>
+      <w:r>
+        <w:rPr>
+          <w:sz w:val="22"/>
+          <w:szCs w:val="22"/>
+        </w:rPr>
+        <w:t xml:space="preserve">Nos engagements</w:t>
+      </w:r>
+    </w:p>
+    <w:p>
+      <w:pPr>
+        <w:spacing w:after="40" w:before="200"/>
+      </w:pPr>
+      <w:r>
+        <w:rPr>
+          <w:b/>
+          <w:bCs/>
+          <w:color w:val="55524A"/>
+          <w:sz w:val="19"/>
+          <w:szCs w:val="19"/>
+        </w:rPr>
+        <w:t xml:space="preserve">Engagement 1 — titre</w:t>
+      </w:r>
+      <w:r>
+        <w:rPr>
+          <w:color w:val="B95F2C"/>
+          <w:sz w:val="19"/>
+          <w:szCs w:val="19"/>
+        </w:rPr>
+        <w:t xml:space="preserve">   [pro.engagement.1.titre]</w:t>
+      </w:r>
+    </w:p>
+    <w:p>
+      <w:pPr>
+        <w:spacing w:after="0"/>
+      </w:pPr>
+      <w:r>
+        <w:rPr>
+          <w:sz w:val="22"/>
+          <w:szCs w:val="22"/>
+        </w:rPr>
+        <w:t xml:space="preserve">Qualité d’exception</w:t>
+      </w:r>
+    </w:p>
+    <w:p>
+      <w:pPr>
+        <w:spacing w:after="40" w:before="200"/>
+      </w:pPr>
+      <w:r>
+        <w:rPr>
+          <w:b/>
+          <w:bCs/>
+          <w:color w:val="55524A"/>
+          <w:sz w:val="19"/>
+          <w:szCs w:val="19"/>
+        </w:rPr>
+        <w:t xml:space="preserve">Engagement 1 — texte</w:t>
+      </w:r>
+      <w:r>
+        <w:rPr>
+          <w:color w:val="B95F2C"/>
+          <w:sz w:val="19"/>
+          <w:szCs w:val="19"/>
+        </w:rPr>
+        <w:t xml:space="preserve">   [pro.engagement.1.texte]</w:t>
+      </w:r>
+    </w:p>
+    <w:p>
+      <w:pPr>
+        <w:spacing w:after="0"/>
+      </w:pPr>
+      <w:r>
+        <w:rPr>
+          <w:sz w:val="22"/>
+          <w:szCs w:val="22"/>
+        </w:rPr>
+        <w:t xml:space="preserve">Cafés tracés et sélectionnés avec soin, lots réguliers sur la saison.</w:t>
+      </w:r>
+    </w:p>
+    <w:p>
+      <w:pPr>
+        <w:spacing w:after="40" w:before="200"/>
+      </w:pPr>
+      <w:r>
+        <w:rPr>
+          <w:b/>
+          <w:bCs/>
+          <w:color w:val="55524A"/>
+          <w:sz w:val="19"/>
+          <w:szCs w:val="19"/>
+        </w:rPr>
+        <w:t xml:space="preserve">Engagement 2 — titre</w:t>
+      </w:r>
+      <w:r>
+        <w:rPr>
+          <w:color w:val="B95F2C"/>
+          <w:sz w:val="19"/>
+          <w:szCs w:val="19"/>
+        </w:rPr>
+        <w:t xml:space="preserve">   [pro.engagement.2.titre]</w:t>
+      </w:r>
+    </w:p>
+    <w:p>
+      <w:pPr>
+        <w:spacing w:after="0"/>
+      </w:pPr>
+      <w:r>
+        <w:rPr>
+          <w:sz w:val="22"/>
+          <w:szCs w:val="22"/>
+        </w:rPr>
+        <w:t xml:space="preserve">Relations directes</w:t>
+      </w:r>
+    </w:p>
+    <w:p>
+      <w:pPr>
+        <w:spacing w:after="40" w:before="200"/>
+      </w:pPr>
+      <w:r>
+        <w:rPr>
+          <w:b/>
+          <w:bCs/>
+          <w:color w:val="55524A"/>
+          <w:sz w:val="19"/>
+          <w:szCs w:val="19"/>
+        </w:rPr>
+        <w:t xml:space="preserve">Engagement 2 — texte</w:t>
+      </w:r>
+      <w:r>
+        <w:rPr>
+          <w:color w:val="B95F2C"/>
+          <w:sz w:val="19"/>
+          <w:szCs w:val="19"/>
+        </w:rPr>
+        <w:t xml:space="preserve">   [pro.engagement.2.texte]</w:t>
+      </w:r>
+    </w:p>
+    <w:p>
+      <w:pPr>
+        <w:spacing w:after="0"/>
+      </w:pPr>
+      <w:r>
+        <w:rPr>
+          <w:sz w:val="22"/>
+          <w:szCs w:val="22"/>
+        </w:rPr>
+        <w:t xml:space="preserve">Partenariats durables et équitables avec nos producteurs.</w:t>
+      </w:r>
+    </w:p>
+    <w:p>
+      <w:pPr>
+        <w:spacing w:after="40" w:before="200"/>
+      </w:pPr>
+      <w:r>
+        <w:rPr>
+          <w:b/>
+          <w:bCs/>
+          <w:color w:val="55524A"/>
+          <w:sz w:val="19"/>
+          <w:szCs w:val="19"/>
+        </w:rPr>
+        <w:t xml:space="preserve">Engagement 3 — titre</w:t>
+      </w:r>
+      <w:r>
+        <w:rPr>
+          <w:color w:val="B95F2C"/>
+          <w:sz w:val="19"/>
+          <w:szCs w:val="19"/>
+        </w:rPr>
+        <w:t xml:space="preserve">   [pro.engagement.3.titre]</w:t>
+      </w:r>
+    </w:p>
+    <w:p>
+      <w:pPr>
+        <w:spacing w:after="0"/>
+      </w:pPr>
+      <w:r>
+        <w:rPr>
+          <w:sz w:val="22"/>
+          <w:szCs w:val="22"/>
+        </w:rPr>
+        <w:t xml:space="preserve">Accompagnement</w:t>
+      </w:r>
+    </w:p>
+    <w:p>
+      <w:pPr>
+        <w:spacing w:after="40" w:before="200"/>
+      </w:pPr>
+      <w:r>
+        <w:rPr>
+          <w:b/>
+          <w:bCs/>
+          <w:color w:val="55524A"/>
+          <w:sz w:val="19"/>
+          <w:szCs w:val="19"/>
+        </w:rPr>
+        <w:t xml:space="preserve">Engagement 3 — texte</w:t>
+      </w:r>
+      <w:r>
+        <w:rPr>
+          <w:color w:val="B95F2C"/>
+          <w:sz w:val="19"/>
+          <w:szCs w:val="19"/>
+        </w:rPr>
+        <w:t xml:space="preserve">   [pro.engagement.3.texte]</w:t>
+      </w:r>
+    </w:p>
+    <w:p>
+      <w:pPr>
+        <w:spacing w:after="0"/>
+      </w:pPr>
+      <w:r>
+        <w:rPr>
+          <w:sz w:val="22"/>
+          <w:szCs w:val="22"/>
+        </w:rPr>
+        <w:t xml:space="preserve">Conseils, réglages, et supports dédiés à votre activité.</w:t>
       </w:r>
     </w:p>
     <w:p>
@@ -12988,77 +12480,112 @@
         <w:spacing w:after="140" w:before="340"/>
       </w:pPr>
       <w:r>
-        <w:t xml:space="preserve">Atelier</w:t>
-      </w:r>
-    </w:p>
-    <w:p>
-      <w:pPr>
-        <w:spacing w:after="40" w:before="200"/>
-      </w:pPr>
-      <w:r>
-        <w:rPr>
-          <w:b/>
-          <w:bCs/>
-          <w:color w:val="55524A"/>
-          <w:sz w:val="19"/>
-          <w:szCs w:val="19"/>
-        </w:rPr>
-        <w:t xml:space="preserve">Titre</w:t>
-      </w:r>
-      <w:r>
-        <w:rPr>
-          <w:color w:val="B95F2C"/>
-          <w:sz w:val="19"/>
-          <w:szCs w:val="19"/>
-        </w:rPr>
-        <w:t xml:space="preserve">   [contact.hoursTitle]</w:t>
-      </w:r>
-    </w:p>
-    <w:p>
-      <w:pPr>
-        <w:spacing w:after="0"/>
-      </w:pPr>
-      <w:r>
-        <w:rPr>
-          <w:sz w:val="22"/>
-          <w:szCs w:val="22"/>
-        </w:rPr>
-        <w:t xml:space="preserve">Atelier</w:t>
-      </w:r>
-    </w:p>
-    <w:p>
-      <w:pPr>
-        <w:spacing w:after="40" w:before="200"/>
-      </w:pPr>
-      <w:r>
-        <w:rPr>
-          <w:b/>
-          <w:bCs/>
-          <w:color w:val="55524A"/>
-          <w:sz w:val="19"/>
-          <w:szCs w:val="19"/>
-        </w:rPr>
-        <w:t xml:space="preserve">Précision</w:t>
-      </w:r>
-      <w:r>
-        <w:rPr>
-          <w:color w:val="B95F2C"/>
-          <w:sz w:val="19"/>
-          <w:szCs w:val="19"/>
-        </w:rPr>
-        <w:t xml:space="preserve">   [contact.hoursText]</w:t>
-      </w:r>
-    </w:p>
-    <w:p>
-      <w:pPr>
-        <w:spacing w:after="0"/>
-      </w:pPr>
-      <w:r>
-        <w:rPr>
-          <w:sz w:val="22"/>
-          <w:szCs w:val="22"/>
-        </w:rPr>
-        <w:t xml:space="preserve">Visites sur rendez-vous, du mardi au vendredi.</w:t>
+        <w:t xml:space="preserve">Invitation à écrire</w:t>
+      </w:r>
+    </w:p>
+    <w:p>
+      <w:pPr>
+        <w:spacing w:after="40" w:before="200"/>
+      </w:pPr>
+      <w:r>
+        <w:rPr>
+          <w:b/>
+          <w:bCs/>
+          <w:color w:val="55524A"/>
+          <w:sz w:val="19"/>
+          <w:szCs w:val="19"/>
+        </w:rPr>
+        <w:t xml:space="preserve">writeUs</w:t>
+      </w:r>
+      <w:r>
+        <w:rPr>
+          <w:color w:val="B95F2C"/>
+          <w:sz w:val="19"/>
+          <w:szCs w:val="19"/>
+        </w:rPr>
+        <w:t xml:space="preserve">   [contact.writeUs]</w:t>
+      </w:r>
+    </w:p>
+    <w:p>
+      <w:pPr>
+        <w:spacing w:after="0"/>
+      </w:pPr>
+      <w:r>
+        <w:rPr>
+          <w:sz w:val="22"/>
+          <w:szCs w:val="22"/>
+        </w:rPr>
+        <w:t xml:space="preserve">Nous écrire</w:t>
+      </w:r>
+    </w:p>
+    <w:p>
+      <w:pPr>
+        <w:spacing w:after="40" w:before="200"/>
+      </w:pPr>
+      <w:r>
+        <w:rPr>
+          <w:b/>
+          <w:bCs/>
+          <w:color w:val="55524A"/>
+          <w:sz w:val="19"/>
+          <w:szCs w:val="19"/>
+        </w:rPr>
+        <w:t xml:space="preserve">Introduction</w:t>
+      </w:r>
+      <w:r>
+        <w:rPr>
+          <w:color w:val="B95F2C"/>
+          <w:sz w:val="19"/>
+          <w:szCs w:val="19"/>
+        </w:rPr>
+        <w:t xml:space="preserve">   [contact.writeIntro]</w:t>
+      </w:r>
+    </w:p>
+    <w:p>
+      <w:pPr>
+        <w:spacing w:after="0"/>
+      </w:pPr>
+      <w:r>
+        <w:rPr>
+          <w:sz w:val="22"/>
+          <w:szCs w:val="22"/>
+        </w:rPr>
+        <w:t xml:space="preserve">Une seule adresse pour tout, ou un mot sur WhatsApp.</w:t>
+      </w:r>
+    </w:p>
+    <w:p>
+      <w:pPr>
+        <w:spacing w:after="40" w:before="200"/>
+      </w:pPr>
+      <w:r>
+        <w:rPr>
+          <w:b/>
+          <w:bCs/>
+          <w:color w:val="55524A"/>
+          <w:sz w:val="19"/>
+          <w:szCs w:val="19"/>
+        </w:rPr>
+        <w:t xml:space="preserve">Libellé du lien vers les cafés</w:t>
+      </w:r>
+      <w:r>
+        <w:rPr>
+          <w:color w:val="B95F2C"/>
+          <w:sz w:val="19"/>
+          <w:szCs w:val="19"/>
+        </w:rPr>
+        <w:t xml:space="preserve">   [contact.versLesCafes]</w:t>
+      </w:r>
+    </w:p>
+    <w:p>
+      <w:pPr>
+        <w:spacing w:after="0"/>
+      </w:pPr>
+      <w:r>
+        <w:rPr>
+          <w:sz w:val="22"/>
+          <w:szCs w:val="22"/>
+        </w:rPr>
+        <w:t xml:space="preserve">Découvrir les cafés Yunma</w:t>
       </w:r>
     </w:p>
     <w:p>

--- a/contenu/yunma-contenu-fr.docx
+++ b/contenu/yunma-contenu-fr.docx
@@ -20,7 +20,7 @@
           <w:iCs/>
           <w:color w:val="666660"/>
         </w:rPr>
-        <w:t xml:space="preserve">Document généré le 16/09/2026 à partir du site. Modifiez les textes sous les codes entre crochets, sans toucher aux codes eux-mêmes.</w:t>
+        <w:t xml:space="preserve">Document généré le 17/09/2026 à partir du site. Modifiez les textes sous les codes entre crochets, sans toucher aux codes eux-mêmes.</w:t>
       </w:r>
     </w:p>
     <w:p>
@@ -12530,41 +12530,6 @@
           <w:sz w:val="19"/>
           <w:szCs w:val="19"/>
         </w:rPr>
-        <w:t xml:space="preserve">Introduction</w:t>
-      </w:r>
-      <w:r>
-        <w:rPr>
-          <w:color w:val="B95F2C"/>
-          <w:sz w:val="19"/>
-          <w:szCs w:val="19"/>
-        </w:rPr>
-        <w:t xml:space="preserve">   [contact.writeIntro]</w:t>
-      </w:r>
-    </w:p>
-    <w:p>
-      <w:pPr>
-        <w:spacing w:after="0"/>
-      </w:pPr>
-      <w:r>
-        <w:rPr>
-          <w:sz w:val="22"/>
-          <w:szCs w:val="22"/>
-        </w:rPr>
-        <w:t xml:space="preserve">Une seule adresse pour tout, ou un mot sur WhatsApp.</w:t>
-      </w:r>
-    </w:p>
-    <w:p>
-      <w:pPr>
-        <w:spacing w:after="40" w:before="200"/>
-      </w:pPr>
-      <w:r>
-        <w:rPr>
-          <w:b/>
-          <w:bCs/>
-          <w:color w:val="55524A"/>
-          <w:sz w:val="19"/>
-          <w:szCs w:val="19"/>
-        </w:rPr>
         <w:t xml:space="preserve">Libellé du lien vers les cafés</w:t>
       </w:r>
       <w:r>
@@ -12597,156 +12562,7 @@
         <w:spacing w:after="200" w:before="520"/>
       </w:pPr>
       <w:r>
-        <w:t xml:space="preserve">Pied de page et newsletter</w:t>
-      </w:r>
-    </w:p>
-    <w:p>
-      <w:pPr>
-        <w:pStyle w:val="Heading2"/>
-        <w:spacing w:after="140" w:before="340"/>
-      </w:pPr>
-      <w:r>
-        <w:t xml:space="preserve">Newsletter</w:t>
-      </w:r>
-    </w:p>
-    <w:p>
-      <w:pPr>
-        <w:spacing w:after="40" w:before="200"/>
-      </w:pPr>
-      <w:r>
-        <w:rPr>
-          <w:b/>
-          <w:bCs/>
-          <w:color w:val="55524A"/>
-          <w:sz w:val="19"/>
-          <w:szCs w:val="19"/>
-        </w:rPr>
-        <w:t xml:space="preserve">Titre</w:t>
-      </w:r>
-      <w:r>
-        <w:rPr>
-          <w:color w:val="B95F2C"/>
-          <w:sz w:val="19"/>
-          <w:szCs w:val="19"/>
-        </w:rPr>
-        <w:t xml:space="preserve">   [newsletter.titre]</w:t>
-      </w:r>
-    </w:p>
-    <w:p>
-      <w:pPr>
-        <w:spacing w:after="0"/>
-      </w:pPr>
-      <w:r>
-        <w:rPr>
-          <w:sz w:val="22"/>
-          <w:szCs w:val="22"/>
-        </w:rPr>
-        <w:t xml:space="preserve">Le carnet Yunma</w:t>
-      </w:r>
-    </w:p>
-    <w:p>
-      <w:pPr>
-        <w:spacing w:after="40" w:before="200"/>
-      </w:pPr>
-      <w:r>
-        <w:rPr>
-          <w:b/>
-          <w:bCs/>
-          <w:color w:val="55524A"/>
-          <w:sz w:val="19"/>
-          <w:szCs w:val="19"/>
-        </w:rPr>
-        <w:t xml:space="preserve">Texte</w:t>
-      </w:r>
-      <w:r>
-        <w:rPr>
-          <w:color w:val="B95F2C"/>
-          <w:sz w:val="19"/>
-          <w:szCs w:val="19"/>
-        </w:rPr>
-        <w:t xml:space="preserve">   [newsletter.texte]</w:t>
-      </w:r>
-    </w:p>
-    <w:p>
-      <w:pPr>
-        <w:spacing w:after="0"/>
-      </w:pPr>
-      <w:r>
-        <w:rPr>
-          <w:sz w:val="22"/>
-          <w:szCs w:val="22"/>
-        </w:rPr>
-        <w:t xml:space="preserve">Nouveaux lots, carnets de récolte et rendez-vous. Une lettre par saison, rien de plus.</w:t>
-      </w:r>
-    </w:p>
-    <w:p>
-      <w:pPr>
-        <w:spacing w:after="40" w:before="200"/>
-      </w:pPr>
-      <w:r>
-        <w:rPr>
-          <w:b/>
-          <w:bCs/>
-          <w:color w:val="55524A"/>
-          <w:sz w:val="19"/>
-          <w:szCs w:val="19"/>
-        </w:rPr>
-        <w:t xml:space="preserve">Bouton</w:t>
-      </w:r>
-      <w:r>
-        <w:rPr>
-          <w:color w:val="B95F2C"/>
-          <w:sz w:val="19"/>
-          <w:szCs w:val="19"/>
-        </w:rPr>
-        <w:t xml:space="preserve">   [newsletter.bouton]</w:t>
-      </w:r>
-    </w:p>
-    <w:p>
-      <w:pPr>
-        <w:spacing w:after="0"/>
-      </w:pPr>
-      <w:r>
-        <w:rPr>
-          <w:sz w:val="22"/>
-          <w:szCs w:val="22"/>
-        </w:rPr>
-        <w:t xml:space="preserve">S’inscrire</w:t>
-      </w:r>
-    </w:p>
-    <w:p>
-      <w:pPr>
-        <w:spacing w:after="40" w:before="200"/>
-      </w:pPr>
-      <w:r>
-        <w:rPr>
-          <w:b/>
-          <w:bCs/>
-          <w:color w:val="55524A"/>
-          <w:sz w:val="19"/>
-          <w:szCs w:val="19"/>
-        </w:rPr>
-        <w:t xml:space="preserve">Message de confirmation</w:t>
-      </w:r>
-      <w:r>
-        <w:rPr>
-          <w:color w:val="B95F2C"/>
-          <w:sz w:val="19"/>
-          <w:szCs w:val="19"/>
-        </w:rPr>
-        <w:t xml:space="preserve">   [newsletter.confirmation]</w:t>
-      </w:r>
-    </w:p>
-    <w:p>
-      <w:pPr>
-        <w:spacing w:after="0"/>
-      </w:pPr>
-      <w:r>
-        <w:rPr>
-          <w:sz w:val="22"/>
-          <w:szCs w:val="22"/>
-        </w:rPr>
-        <w:t xml:space="preserve">Merci, votre inscription est enregistrée.</w:t>
+        <w:t xml:space="preserve">Pied de page</w:t>
       </w:r>
     </w:p>
     <w:p>

--- a/contenu/yunma-contenu-fr.docx
+++ b/contenu/yunma-contenu-fr.docx
@@ -20,7 +20,7 @@
           <w:iCs/>
           <w:color w:val="666660"/>
         </w:rPr>
-        <w:t xml:space="preserve">Document généré le 17/09/2026 à partir du site. Modifiez les textes sous les codes entre crochets, sans toucher aux codes eux-mêmes.</w:t>
+        <w:t xml:space="preserve">Document généré le 21/09/2026 à partir du site. Modifiez les textes sous les codes entre crochets, sans toucher aux codes eux-mêmes.</w:t>
       </w:r>
     </w:p>
     <w:p>
@@ -10340,146 +10340,6 @@
     </w:p>
     <w:p>
       <w:pPr>
-        <w:spacing w:after="40" w:before="200"/>
-      </w:pPr>
-      <w:r>
-        <w:rPr>
-          <w:b/>
-          <w:bCs/>
-          <w:color w:val="55524A"/>
-          <w:sz w:val="19"/>
-          <w:szCs w:val="19"/>
-        </w:rPr>
-        <w:t xml:space="preserve">Type de client 1</w:t>
-      </w:r>
-      <w:r>
-        <w:rPr>
-          <w:color w:val="B95F2C"/>
-          <w:sz w:val="19"/>
-          <w:szCs w:val="19"/>
-        </w:rPr>
-        <w:t xml:space="preserve">   [pro.cible.1]</w:t>
-      </w:r>
-    </w:p>
-    <w:p>
-      <w:pPr>
-        <w:spacing w:after="0"/>
-      </w:pPr>
-      <w:r>
-        <w:rPr>
-          <w:sz w:val="22"/>
-          <w:szCs w:val="22"/>
-        </w:rPr>
-        <w:t xml:space="preserve">Coffee shops</w:t>
-      </w:r>
-    </w:p>
-    <w:p>
-      <w:pPr>
-        <w:spacing w:after="40" w:before="200"/>
-      </w:pPr>
-      <w:r>
-        <w:rPr>
-          <w:b/>
-          <w:bCs/>
-          <w:color w:val="55524A"/>
-          <w:sz w:val="19"/>
-          <w:szCs w:val="19"/>
-        </w:rPr>
-        <w:t xml:space="preserve">Type de client 2</w:t>
-      </w:r>
-      <w:r>
-        <w:rPr>
-          <w:color w:val="B95F2C"/>
-          <w:sz w:val="19"/>
-          <w:szCs w:val="19"/>
-        </w:rPr>
-        <w:t xml:space="preserve">   [pro.cible.2]</w:t>
-      </w:r>
-    </w:p>
-    <w:p>
-      <w:pPr>
-        <w:spacing w:after="0"/>
-      </w:pPr>
-      <w:r>
-        <w:rPr>
-          <w:sz w:val="22"/>
-          <w:szCs w:val="22"/>
-        </w:rPr>
-        <w:t xml:space="preserve">Hôtels &amp; restaurants</w:t>
-      </w:r>
-    </w:p>
-    <w:p>
-      <w:pPr>
-        <w:spacing w:after="40" w:before="200"/>
-      </w:pPr>
-      <w:r>
-        <w:rPr>
-          <w:b/>
-          <w:bCs/>
-          <w:color w:val="55524A"/>
-          <w:sz w:val="19"/>
-          <w:szCs w:val="19"/>
-        </w:rPr>
-        <w:t xml:space="preserve">Type de client 3</w:t>
-      </w:r>
-      <w:r>
-        <w:rPr>
-          <w:color w:val="B95F2C"/>
-          <w:sz w:val="19"/>
-          <w:szCs w:val="19"/>
-        </w:rPr>
-        <w:t xml:space="preserve">   [pro.cible.3]</w:t>
-      </w:r>
-    </w:p>
-    <w:p>
-      <w:pPr>
-        <w:spacing w:after="0"/>
-      </w:pPr>
-      <w:r>
-        <w:rPr>
-          <w:sz w:val="22"/>
-          <w:szCs w:val="22"/>
-        </w:rPr>
-        <w:t xml:space="preserve">Épiceries fines</w:t>
-      </w:r>
-    </w:p>
-    <w:p>
-      <w:pPr>
-        <w:spacing w:after="40" w:before="200"/>
-      </w:pPr>
-      <w:r>
-        <w:rPr>
-          <w:b/>
-          <w:bCs/>
-          <w:color w:val="55524A"/>
-          <w:sz w:val="19"/>
-          <w:szCs w:val="19"/>
-        </w:rPr>
-        <w:t xml:space="preserve">Type de client 4</w:t>
-      </w:r>
-      <w:r>
-        <w:rPr>
-          <w:color w:val="B95F2C"/>
-          <w:sz w:val="19"/>
-          <w:szCs w:val="19"/>
-        </w:rPr>
-        <w:t xml:space="preserve">   [pro.cible.4]</w:t>
-      </w:r>
-    </w:p>
-    <w:p>
-      <w:pPr>
-        <w:spacing w:after="0"/>
-      </w:pPr>
-      <w:r>
-        <w:rPr>
-          <w:sz w:val="22"/>
-          <w:szCs w:val="22"/>
-        </w:rPr>
-        <w:t xml:space="preserve">Bureaux &amp; entreprises</w:t>
-      </w:r>
-    </w:p>
-    <w:p>
-      <w:pPr>
         <w:pStyle w:val="Heading2"/>
         <w:spacing w:after="140" w:before="340"/>
       </w:pPr>
@@ -14834,6 +14694,391 @@
           <w:szCs w:val="22"/>
         </w:rPr>
         <w:t xml:space="preserve">Conseils de préparation</w:t>
+      </w:r>
+    </w:p>
+    <w:p>
+      <w:pPr>
+        <w:pStyle w:val="Heading2"/>
+        <w:spacing w:after="140" w:before="340"/>
+      </w:pPr>
+      <w:r>
+        <w:t xml:space="preserve">Café épuisé — annonce de la prochaine torréfaction</w:t>
+      </w:r>
+    </w:p>
+    <w:p>
+      <w:pPr>
+        <w:spacing w:after="140"/>
+      </w:pPr>
+      <w:r>
+        <w:rPr>
+          <w:i/>
+          <w:iCs/>
+          <w:color w:val="55524A"/>
+        </w:rPr>
+        <w:t xml:space="preserve">Ce bloc remplace le bouton d’achat quand un café n’est plus disponible. Il ne s’affiche aujourd’hui sur aucune fiche : il n’apparaîtra que le jour où vous marquerez un café épuisé.</w:t>
+      </w:r>
+    </w:p>
+    <w:p>
+      <w:pPr>
+        <w:spacing w:after="40" w:before="200"/>
+      </w:pPr>
+      <w:r>
+        <w:rPr>
+          <w:b/>
+          <w:bCs/>
+          <w:color w:val="55524A"/>
+          <w:sz w:val="19"/>
+          <w:szCs w:val="19"/>
+        </w:rPr>
+        <w:t xml:space="preserve">Sur-titre, au-dessus du titre du bloc</w:t>
+      </w:r>
+      <w:r>
+        <w:rPr>
+          <w:color w:val="B95F2C"/>
+          <w:sz w:val="19"/>
+          <w:szCs w:val="19"/>
+        </w:rPr>
+        <w:t xml:space="preserve">   [produit.rupture.etat]</w:t>
+      </w:r>
+    </w:p>
+    <w:p>
+      <w:pPr>
+        <w:spacing w:after="0"/>
+      </w:pPr>
+      <w:r>
+        <w:rPr>
+          <w:sz w:val="22"/>
+          <w:szCs w:val="22"/>
+        </w:rPr>
+        <w:t xml:space="preserve">Épuisé</w:t>
+      </w:r>
+    </w:p>
+    <w:p>
+      <w:pPr>
+        <w:spacing w:after="40" w:before="200"/>
+      </w:pPr>
+      <w:r>
+        <w:rPr>
+          <w:b/>
+          <w:bCs/>
+          <w:color w:val="55524A"/>
+          <w:sz w:val="19"/>
+          <w:szCs w:val="19"/>
+        </w:rPr>
+        <w:t xml:space="preserve">Mention sous le prix, dans la vitrine</w:t>
+      </w:r>
+      <w:r>
+        <w:rPr>
+          <w:color w:val="B95F2C"/>
+          <w:sz w:val="19"/>
+          <w:szCs w:val="19"/>
+        </w:rPr>
+        <w:t xml:space="preserve">   [produit.rupture.badge]</w:t>
+      </w:r>
+    </w:p>
+    <w:p>
+      <w:pPr>
+        <w:spacing w:after="0"/>
+      </w:pPr>
+      <w:r>
+        <w:rPr>
+          <w:sz w:val="22"/>
+          <w:szCs w:val="22"/>
+        </w:rPr>
+        <w:t xml:space="preserve">Prochaine torréfaction</w:t>
+      </w:r>
+    </w:p>
+    <w:p>
+      <w:pPr>
+        <w:spacing w:after="40" w:before="200"/>
+      </w:pPr>
+      <w:r>
+        <w:rPr>
+          <w:b/>
+          <w:bCs/>
+          <w:color w:val="55524A"/>
+          <w:sz w:val="19"/>
+          <w:szCs w:val="19"/>
+        </w:rPr>
+        <w:t xml:space="preserve">Titre du bloc</w:t>
+      </w:r>
+      <w:r>
+        <w:rPr>
+          <w:color w:val="B95F2C"/>
+          <w:sz w:val="19"/>
+          <w:szCs w:val="19"/>
+        </w:rPr>
+        <w:t xml:space="preserve">   [produit.rupture.titre]</w:t>
+      </w:r>
+    </w:p>
+    <w:p>
+      <w:pPr>
+        <w:spacing w:after="0"/>
+      </w:pPr>
+      <w:r>
+        <w:rPr>
+          <w:sz w:val="22"/>
+          <w:szCs w:val="22"/>
+        </w:rPr>
+        <w:t xml:space="preserve">Prochaine torréfaction</w:t>
+      </w:r>
+    </w:p>
+    <w:p>
+      <w:pPr>
+        <w:spacing w:after="40" w:before="200"/>
+      </w:pPr>
+      <w:r>
+        <w:rPr>
+          <w:b/>
+          <w:bCs/>
+          <w:color w:val="55524A"/>
+          <w:sz w:val="19"/>
+          <w:szCs w:val="19"/>
+        </w:rPr>
+        <w:t xml:space="preserve">Explication</w:t>
+      </w:r>
+      <w:r>
+        <w:rPr>
+          <w:color w:val="B95F2C"/>
+          <w:sz w:val="19"/>
+          <w:szCs w:val="19"/>
+        </w:rPr>
+        <w:t xml:space="preserve">   [produit.rupture.texte]</w:t>
+      </w:r>
+    </w:p>
+    <w:p>
+      <w:pPr>
+        <w:spacing w:after="0"/>
+      </w:pPr>
+      <w:r>
+        <w:rPr>
+          <w:sz w:val="22"/>
+          <w:szCs w:val="22"/>
+        </w:rPr>
+        <w:t xml:space="preserve">Nous torréfions par petites quantités, chaque semaine : ce lot est parti. Laissez votre adresse, vous serez prévenu dès la sortie du prochain.</w:t>
+      </w:r>
+    </w:p>
+    <w:p>
+      <w:pPr>
+        <w:spacing w:after="40" w:before="200"/>
+      </w:pPr>
+      <w:r>
+        <w:rPr>
+          <w:b/>
+          <w:bCs/>
+          <w:color w:val="55524A"/>
+          <w:sz w:val="19"/>
+          <w:szCs w:val="19"/>
+        </w:rPr>
+        <w:t xml:space="preserve">Bouton « être prévenu »</w:t>
+      </w:r>
+      <w:r>
+        <w:rPr>
+          <w:color w:val="B95F2C"/>
+          <w:sz w:val="19"/>
+          <w:szCs w:val="19"/>
+        </w:rPr>
+        <w:t xml:space="preserve">   [produit.rupture.cta]</w:t>
+      </w:r>
+    </w:p>
+    <w:p>
+      <w:pPr>
+        <w:spacing w:after="0"/>
+      </w:pPr>
+      <w:r>
+        <w:rPr>
+          <w:sz w:val="22"/>
+          <w:szCs w:val="22"/>
+        </w:rPr>
+        <w:t xml:space="preserve">Être prévenu</w:t>
+      </w:r>
+    </w:p>
+    <w:p>
+      <w:pPr>
+        <w:spacing w:after="140"/>
+      </w:pPr>
+      <w:r>
+        <w:rPr>
+          <w:i/>
+          <w:iCs/>
+          <w:color w:val="55524A"/>
+        </w:rPr>
+        <w:t xml:space="preserve">Les quatre textes suivants n’apparaîtront qu’une fois le service de liste d’attente installé. D’ici là, le bouton ouvre un courriel pré-rempli.</w:t>
+      </w:r>
+    </w:p>
+    <w:p>
+      <w:pPr>
+        <w:spacing w:after="40" w:before="200"/>
+      </w:pPr>
+      <w:r>
+        <w:rPr>
+          <w:b/>
+          <w:bCs/>
+          <w:color w:val="55524A"/>
+          <w:sz w:val="19"/>
+          <w:szCs w:val="19"/>
+        </w:rPr>
+        <w:t xml:space="preserve">Libellé du champ e-mail (lu par les lecteurs d’écran)</w:t>
+      </w:r>
+      <w:r>
+        <w:rPr>
+          <w:color w:val="B95F2C"/>
+          <w:sz w:val="19"/>
+          <w:szCs w:val="19"/>
+        </w:rPr>
+        <w:t xml:space="preserve">   [produit.rupture.champLabel]</w:t>
+      </w:r>
+    </w:p>
+    <w:p>
+      <w:pPr>
+        <w:spacing w:after="0"/>
+      </w:pPr>
+      <w:r>
+        <w:rPr>
+          <w:sz w:val="22"/>
+          <w:szCs w:val="22"/>
+        </w:rPr>
+        <w:t xml:space="preserve">Votre adresse e-mail</w:t>
+      </w:r>
+    </w:p>
+    <w:p>
+      <w:pPr>
+        <w:spacing w:after="40" w:before="200"/>
+      </w:pPr>
+      <w:r>
+        <w:rPr>
+          <w:b/>
+          <w:bCs/>
+          <w:color w:val="55524A"/>
+          <w:sz w:val="19"/>
+          <w:szCs w:val="19"/>
+        </w:rPr>
+        <w:t xml:space="preserve">Exemple affiché en gris dans le champ</w:t>
+      </w:r>
+      <w:r>
+        <w:rPr>
+          <w:color w:val="B95F2C"/>
+          <w:sz w:val="19"/>
+          <w:szCs w:val="19"/>
+        </w:rPr>
+        <w:t xml:space="preserve">   [produit.rupture.placeholder]</w:t>
+      </w:r>
+    </w:p>
+    <w:p>
+      <w:pPr>
+        <w:spacing w:after="0"/>
+      </w:pPr>
+      <w:r>
+        <w:rPr>
+          <w:sz w:val="22"/>
+          <w:szCs w:val="22"/>
+        </w:rPr>
+        <w:t xml:space="preserve">vous@exemple.fr</w:t>
+      </w:r>
+    </w:p>
+    <w:p>
+      <w:pPr>
+        <w:spacing w:after="40" w:before="200"/>
+      </w:pPr>
+      <w:r>
+        <w:rPr>
+          <w:b/>
+          <w:bCs/>
+          <w:color w:val="55524A"/>
+          <w:sz w:val="19"/>
+          <w:szCs w:val="19"/>
+        </w:rPr>
+        <w:t xml:space="preserve">Message après l’envoi</w:t>
+      </w:r>
+      <w:r>
+        <w:rPr>
+          <w:color w:val="B95F2C"/>
+          <w:sz w:val="19"/>
+          <w:szCs w:val="19"/>
+        </w:rPr>
+        <w:t xml:space="preserve">   [produit.rupture.confirmation]</w:t>
+      </w:r>
+    </w:p>
+    <w:p>
+      <w:pPr>
+        <w:spacing w:after="0"/>
+      </w:pPr>
+      <w:r>
+        <w:rPr>
+          <w:sz w:val="22"/>
+          <w:szCs w:val="22"/>
+        </w:rPr>
+        <w:t xml:space="preserve">C’est noté. Vous serez prévenu dès la prochaine sortie.</w:t>
+      </w:r>
+    </w:p>
+    <w:p>
+      <w:pPr>
+        <w:spacing w:after="40" w:before="200"/>
+      </w:pPr>
+      <w:r>
+        <w:rPr>
+          <w:b/>
+          <w:bCs/>
+          <w:color w:val="55524A"/>
+          <w:sz w:val="19"/>
+          <w:szCs w:val="19"/>
+        </w:rPr>
+        <w:t xml:space="preserve">Message si l’envoi échoue</w:t>
+      </w:r>
+      <w:r>
+        <w:rPr>
+          <w:color w:val="B95F2C"/>
+          <w:sz w:val="19"/>
+          <w:szCs w:val="19"/>
+        </w:rPr>
+        <w:t xml:space="preserve">   [produit.rupture.erreur]</w:t>
+      </w:r>
+    </w:p>
+    <w:p>
+      <w:pPr>
+        <w:spacing w:after="0"/>
+      </w:pPr>
+      <w:r>
+        <w:rPr>
+          <w:sz w:val="22"/>
+          <w:szCs w:val="22"/>
+        </w:rPr>
+        <w:t xml:space="preserve">L’envoi n’a pas abouti. Réessayez dans un instant.</w:t>
+      </w:r>
+    </w:p>
+    <w:p>
+      <w:pPr>
+        <w:spacing w:after="40" w:before="200"/>
+      </w:pPr>
+      <w:r>
+        <w:rPr>
+          <w:b/>
+          <w:bCs/>
+          <w:color w:val="55524A"/>
+          <w:sz w:val="19"/>
+          <w:szCs w:val="19"/>
+        </w:rPr>
+        <w:t xml:space="preserve">Objet du courriel pré-rempli (le nom du café est ajouté après)</w:t>
+      </w:r>
+      <w:r>
+        <w:rPr>
+          <w:color w:val="B95F2C"/>
+          <w:sz w:val="19"/>
+          <w:szCs w:val="19"/>
+        </w:rPr>
+        <w:t xml:space="preserve">   [produit.rupture.sujet]</w:t>
+      </w:r>
+    </w:p>
+    <w:p>
+      <w:pPr>
+        <w:spacing w:after="0"/>
+      </w:pPr>
+      <w:r>
+        <w:rPr>
+          <w:sz w:val="22"/>
+          <w:szCs w:val="22"/>
+        </w:rPr>
+        <w:t xml:space="preserve">Prévenez-moi</w:t>
       </w:r>
     </w:p>
     <w:p>

--- a/contenu/yunma-contenu-fr.docx
+++ b/contenu/yunma-contenu-fr.docx
@@ -8710,7 +8710,7 @@
           <w:sz w:val="22"/>
           <w:szCs w:val="22"/>
         </w:rPr>
-        <w:t xml:space="preserve">Tout commence en 2019, lors d’un premier voyage au Yunnan. Jixuan (originaire du Sichuan) et Antoine (originaire de France), nous tombons sous le charme de cette région hors du temps. Année après année, nous partons explorer ses montagnes, ses terroirs et ses producteurs. De cette découverte du terroir yunnanais est née une évidence : révéler au monde l’excellence de ces cafés encore trop peu connus du grand public.</w:t>
+        <w:t xml:space="preserve">Tout commence en 2019, lors d’un premier voyage au Yunnan. Nous, Jixuan (originaire du Sichuan) et Antoine (originaire de France), tombons sous le charme de cette région hors du temps. Année après année, nous partons explorer ses montagnes, ses terroirs et ses producteurs. De cette découverte du terroir yunnanais est née une évidence : révéler au monde l’excellence de ces cafés encore trop peu connus du grand public.</w:t>
       </w:r>
     </w:p>
     <w:p>
@@ -10837,7 +10837,7 @@
           <w:sz w:val="22"/>
           <w:szCs w:val="22"/>
         </w:rPr>
-        <w:t xml:space="preserve">Nous torréfions régulièrement en petites séries. Votre commande part sous 48 heures ouvrées après votre commande avec la torréfaction la plus proche.</w:t>
+        <w:t xml:space="preserve">Nous torréfions régulièrement en petites séries. Votre commande part sous 48 heures ouvrées, avec les cafés issus de la torréfaction la plus proche.</w:t>
       </w:r>
     </w:p>
     <w:p>
@@ -14071,7 +14071,7 @@
           <w:sz w:val="22"/>
           <w:szCs w:val="22"/>
         </w:rPr>
-        <w:t xml:space="preserve">Expédié sous 48 h — livraison offerte dès 50 €</w:t>
+        <w:t xml:space="preserve">Expédié sous 48 h ouvrées — livraison offerte dès 50 €</w:t>
       </w:r>
     </w:p>
     <w:p>

--- a/contenu/yunma-contenu-fr.docx
+++ b/contenu/yunma-contenu-fr.docx
@@ -12706,7 +12706,77 @@
           <w:sz w:val="22"/>
           <w:szCs w:val="22"/>
         </w:rPr>
-        <w:t xml:space="preserve">Le site ne dépose aucun cookie publicitaire. Seuls des cookies strictement nécessaires au fonctionnement du panier et du paiement (Shopify) sont utilisés.</w:t>
+        <w:t xml:space="preserve">Le site ne dépose aucun cookie — ni publicitaire, ni de mesure d’audience. Il n’y a pas d’outil de statistiques, pas de bouton de réseau social traçant, et aucune police ni ressource chargée depuis un service tiers : toutes les pages sont servies par le site lui-même.</w:t>
+      </w:r>
+    </w:p>
+    <w:p>
+      <w:pPr>
+        <w:spacing w:after="40" w:before="200"/>
+      </w:pPr>
+      <w:r>
+        <w:rPr>
+          <w:b/>
+          <w:bCs/>
+          <w:color w:val="55524A"/>
+          <w:sz w:val="19"/>
+          <w:szCs w:val="19"/>
+        </w:rPr>
+        <w:t xml:space="preserve">Paragraphe 2</w:t>
+      </w:r>
+      <w:r>
+        <w:rPr>
+          <w:color w:val="B95F2C"/>
+          <w:sz w:val="19"/>
+          <w:szCs w:val="19"/>
+        </w:rPr>
+        <w:t xml:space="preserve">   [mentions.5.paragraphe.2]</w:t>
+      </w:r>
+    </w:p>
+    <w:p>
+      <w:pPr>
+        <w:spacing w:after="0"/>
+      </w:pPr>
+      <w:r>
+        <w:rPr>
+          <w:sz w:val="22"/>
+          <w:szCs w:val="22"/>
+        </w:rPr>
+        <w:t xml:space="preserve">Deux informations sont conservées dans la mémoire locale de votre navigateur : la langue que vous avez choisie, et le contenu de votre panier. Elles y restent, ne sont transmises à personne, et servent uniquement à vous éviter de tout ressaisir d’une page à l’autre. Vous pouvez les effacer à tout moment en vidant les données du site depuis votre navigateur.</w:t>
+      </w:r>
+    </w:p>
+    <w:p>
+      <w:pPr>
+        <w:spacing w:after="40" w:before="200"/>
+      </w:pPr>
+      <w:r>
+        <w:rPr>
+          <w:b/>
+          <w:bCs/>
+          <w:color w:val="55524A"/>
+          <w:sz w:val="19"/>
+          <w:szCs w:val="19"/>
+        </w:rPr>
+        <w:t xml:space="preserve">Paragraphe 3</w:t>
+      </w:r>
+      <w:r>
+        <w:rPr>
+          <w:color w:val="B95F2C"/>
+          <w:sz w:val="19"/>
+          <w:szCs w:val="19"/>
+        </w:rPr>
+        <w:t xml:space="preserve">   [mentions.5.paragraphe.3]</w:t>
+      </w:r>
+    </w:p>
+    <w:p>
+      <w:pPr>
+        <w:spacing w:after="0"/>
+      </w:pPr>
+      <w:r>
+        <w:rPr>
+          <w:sz w:val="22"/>
+          <w:szCs w:val="22"/>
+        </w:rPr>
+        <w:t xml:space="preserve">Le panier s’appuie sur l’interface de vente de Shopify, et le paiement se déroule ensuite sur le domaine de Shopify, qui dépose ses propres cookies et applique sa propre politique de confidentialité.</w:t>
       </w:r>
     </w:p>
     <w:p>

--- a/contenu/yunma-contenu-fr.docx
+++ b/contenu/yunma-contenu-fr.docx
@@ -20,7 +20,7 @@
           <w:iCs/>
           <w:color w:val="666660"/>
         </w:rPr>
-        <w:t xml:space="preserve">Document généré le 21/09/2026 à partir du site. Modifiez les textes sous les codes entre crochets, sans toucher aux codes eux-mêmes.</w:t>
+        <w:t xml:space="preserve">Document généré le 22/09/2026 à partir du site. Modifiez les textes sous les codes entre crochets, sans toucher aux codes eux-mêmes.</w:t>
       </w:r>
     </w:p>
     <w:p>

--- a/contenu/yunma-contenu-fr.docx
+++ b/contenu/yunma-contenu-fr.docx
@@ -10723,7 +10723,34 @@
           <w:sz w:val="22"/>
           <w:szCs w:val="22"/>
         </w:rPr>
-        <w:t xml:space="preserve">Questions fréquentes</w:t>
+        <w:t xml:space="preserve">Questions</w:t>
+      </w:r>
+    </w:p>
+    <w:p>
+      <w:pPr>
+        <w:spacing w:after="0"/>
+      </w:pPr>
+      <w:r>
+        <w:rPr>
+          <w:sz w:val="22"/>
+          <w:szCs w:val="22"/>
+        </w:rPr>
+        <w:t xml:space="preserve">fréquentes</w:t>
+      </w:r>
+    </w:p>
+    <w:p>
+      <w:pPr>
+        <w:spacing w:after="60"/>
+      </w:pPr>
+      <w:r>
+        <w:rPr>
+          <w:i/>
+          <w:iCs/>
+          <w:color w:val="9A958A"/>
+          <w:sz w:val="15"/>
+          <w:szCs w:val="15"/>
+        </w:rPr>
+        <w:t xml:space="preserve">↑ les retours à la ligne ci-dessus sont volontaires</w:t>
       </w:r>
     </w:p>
     <w:p>
